--- a/Exercise/Lý-BTL (2).docx
+++ b/Exercise/Lý-BTL (2).docx
@@ -6165,6 +6165,15 @@
         </w:rPr>
         <w:t>.</w:t>
       </w:r>
+      <w:r>
+        <w:rPr>
+          <w:rFonts w:ascii="Times New Roman" w:eastAsia="Times New Roman" w:hAnsi="Times New Roman" w:cs="Times New Roman"/>
+          <w:color w:val="000000"/>
+          <w:sz w:val="26"/>
+          <w:szCs w:val="26"/>
+        </w:rPr>
+        <w:t xml:space="preserve"> [1]</w:t>
+      </w:r>
     </w:p>
     <w:p>
       <w:pPr>
@@ -7125,6 +7134,15 @@
         </w:rPr>
         <w:t>.</w:t>
       </w:r>
+      <w:r>
+        <w:rPr>
+          <w:rFonts w:ascii="Times New Roman" w:eastAsia="Times New Roman" w:hAnsi="Times New Roman" w:cs="Times New Roman"/>
+          <w:color w:val="000000"/>
+          <w:sz w:val="26"/>
+          <w:szCs w:val="26"/>
+        </w:rPr>
+        <w:t xml:space="preserve"> [2]</w:t>
+      </w:r>
     </w:p>
     <w:p>
       <w:pPr>
@@ -8266,16 +8284,7 @@
                             <w:sz w:val="26"/>
                             <w:szCs w:val="26"/>
                           </w:rPr>
-                          <m:t>d</m:t>
-                        </m:r>
-                        <m:r>
-                          <w:rPr>
-                            <w:rFonts w:ascii="Cambria Math" w:eastAsia="Times New Roman" w:hAnsi="Cambria Math" w:cs="Times New Roman"/>
-                            <w:color w:val="000000"/>
-                            <w:sz w:val="26"/>
-                            <w:szCs w:val="26"/>
-                          </w:rPr>
-                          <m:t>y</m:t>
+                          <m:t>dy</m:t>
                         </m:r>
                       </m:num>
                       <m:den>
@@ -8499,16 +8508,7 @@
                 <w:sz w:val="26"/>
                 <w:szCs w:val="26"/>
               </w:rPr>
-              <m:t>∆</m:t>
-            </m:r>
-            <m:r>
-              <w:rPr>
-                <w:rFonts w:ascii="Cambria Math" w:eastAsia="Times New Roman" w:hAnsi="Cambria Math" w:cs="Times New Roman"/>
-                <w:color w:val="000000"/>
-                <w:sz w:val="26"/>
-                <w:szCs w:val="26"/>
-              </w:rPr>
-              <m:t>t</m:t>
+              <m:t>∆t</m:t>
             </m:r>
           </m:den>
         </m:f>
@@ -8674,6 +8674,15 @@
           <w:szCs w:val="26"/>
         </w:rPr>
         <w:t>.</w:t>
+      </w:r>
+      <w:r>
+        <w:rPr>
+          <w:rFonts w:ascii="Times New Roman" w:eastAsia="Times New Roman" w:hAnsi="Times New Roman" w:cs="Times New Roman"/>
+          <w:color w:val="000000"/>
+          <w:sz w:val="26"/>
+          <w:szCs w:val="26"/>
+        </w:rPr>
+        <w:t xml:space="preserve"> [3]</w:t>
       </w:r>
     </w:p>
     <w:p>
@@ -10934,6 +10943,62 @@
     </w:p>
     <w:p>
       <w:pPr>
+        <w:pStyle w:val="Heading3"/>
+        <w:spacing w:line="360" w:lineRule="auto"/>
+        <w:rPr>
+          <w:rFonts w:ascii="Times New Roman" w:hAnsi="Times New Roman" w:cs="Times New Roman"/>
+          <w:b/>
+          <w:i/>
+          <w:color w:val="auto"/>
+          <w:sz w:val="26"/>
+          <w:szCs w:val="26"/>
+          <w:u w:val="single"/>
+        </w:rPr>
+      </w:pPr>
+      <w:bookmarkStart w:id="25" w:name="_Toc152442600"/>
+      <w:bookmarkStart w:id="26" w:name="_Toc152445938"/>
+      <w:bookmarkStart w:id="27" w:name="_Toc152447522"/>
+      <w:r>
+        <w:rPr>
+          <w:rFonts w:ascii="Times New Roman" w:hAnsi="Times New Roman" w:cs="Times New Roman"/>
+          <w:b/>
+          <w:i/>
+          <w:color w:val="auto"/>
+          <w:sz w:val="26"/>
+          <w:szCs w:val="26"/>
+        </w:rPr>
+        <w:t xml:space="preserve">3.1.2  </w:t>
+      </w:r>
+      <w:r>
+        <w:rPr>
+          <w:rFonts w:ascii="Times New Roman" w:hAnsi="Times New Roman" w:cs="Times New Roman"/>
+          <w:b/>
+          <w:i/>
+          <w:color w:val="auto"/>
+          <w:sz w:val="26"/>
+          <w:szCs w:val="26"/>
+          <w:u w:val="single"/>
+        </w:rPr>
+        <w:t>Các lệnh liên quan đến đồ họa</w:t>
+      </w:r>
+      <w:bookmarkEnd w:id="25"/>
+      <w:bookmarkEnd w:id="26"/>
+      <w:bookmarkEnd w:id="27"/>
+      <w:r>
+        <w:rPr>
+          <w:rFonts w:ascii="Times New Roman" w:hAnsi="Times New Roman" w:cs="Times New Roman"/>
+          <w:b/>
+          <w:i/>
+          <w:color w:val="auto"/>
+          <w:sz w:val="26"/>
+          <w:szCs w:val="26"/>
+          <w:u w:val="single"/>
+        </w:rPr>
+        <w:t xml:space="preserve"> </w:t>
+      </w:r>
+    </w:p>
+    <w:p>
+      <w:pPr>
         <w:pStyle w:val="ListParagraph"/>
         <w:numPr>
           <w:ilvl w:val="0"/>
@@ -10956,15 +11021,33 @@
           <w:sz w:val="26"/>
           <w:szCs w:val="26"/>
         </w:rPr>
-        <w:t>clc:</w:t>
-      </w:r>
-      <w:r>
-        <w:rPr>
-          <w:rFonts w:ascii="Times New Roman" w:hAnsi="Times New Roman" w:cs="Times New Roman"/>
-          <w:sz w:val="26"/>
-          <w:szCs w:val="26"/>
-        </w:rPr>
-        <w:t xml:space="preserve"> xóa tất cả những gì đang hiển thị trên Command Window.</w:t>
+        <w:t>figure(&lt;Index&gt;):</w:t>
+      </w:r>
+      <w:r>
+        <w:rPr>
+          <w:rFonts w:ascii="Times New Roman" w:hAnsi="Times New Roman" w:cs="Times New Roman"/>
+          <w:sz w:val="26"/>
+          <w:szCs w:val="26"/>
+        </w:rPr>
+        <w:t xml:space="preserve"> tạo ra Figure mới với số thứ tự là </w:t>
+      </w:r>
+      <w:r>
+        <w:rPr>
+          <w:rFonts w:ascii="Times New Roman" w:hAnsi="Times New Roman" w:cs="Times New Roman"/>
+          <w:b/>
+          <w:bCs/>
+          <w:sz w:val="26"/>
+          <w:szCs w:val="26"/>
+        </w:rPr>
+        <w:t>&lt;Index&gt;</w:t>
+      </w:r>
+      <w:r>
+        <w:rPr>
+          <w:rFonts w:ascii="Times New Roman" w:hAnsi="Times New Roman" w:cs="Times New Roman"/>
+          <w:sz w:val="26"/>
+          <w:szCs w:val="26"/>
+        </w:rPr>
+        <w:t xml:space="preserve"> và bắt đầu làm việc trên Figure này.</w:t>
       </w:r>
     </w:p>
     <w:p>
@@ -10991,71 +11074,61 @@
           <w:sz w:val="26"/>
           <w:szCs w:val="26"/>
         </w:rPr>
-        <w:t>clearvars:</w:t>
-      </w:r>
-      <w:r>
-        <w:rPr>
-          <w:rFonts w:ascii="Times New Roman" w:hAnsi="Times New Roman" w:cs="Times New Roman"/>
-          <w:sz w:val="26"/>
-          <w:szCs w:val="26"/>
-        </w:rPr>
-        <w:t xml:space="preserve"> xóa toàn bộ biến đã lưu trong Workspace.</w:t>
-      </w:r>
-    </w:p>
-    <w:p>
-      <w:pPr>
-        <w:pStyle w:val="Heading3"/>
-        <w:spacing w:line="360" w:lineRule="auto"/>
-        <w:rPr>
-          <w:rFonts w:ascii="Times New Roman" w:hAnsi="Times New Roman" w:cs="Times New Roman"/>
-          <w:b/>
-          <w:i/>
-          <w:color w:val="auto"/>
-          <w:sz w:val="26"/>
-          <w:szCs w:val="26"/>
-          <w:u w:val="single"/>
-        </w:rPr>
-      </w:pPr>
-      <w:bookmarkStart w:id="25" w:name="_Toc152442600"/>
-      <w:bookmarkStart w:id="26" w:name="_Toc152445938"/>
-      <w:bookmarkStart w:id="27" w:name="_Toc152447522"/>
-      <w:r>
-        <w:rPr>
-          <w:rFonts w:ascii="Times New Roman" w:hAnsi="Times New Roman" w:cs="Times New Roman"/>
-          <w:b/>
-          <w:i/>
-          <w:color w:val="auto"/>
-          <w:sz w:val="26"/>
-          <w:szCs w:val="26"/>
-        </w:rPr>
-        <w:t xml:space="preserve">3.1.2  </w:t>
-      </w:r>
-      <w:r>
-        <w:rPr>
-          <w:rFonts w:ascii="Times New Roman" w:hAnsi="Times New Roman" w:cs="Times New Roman"/>
-          <w:b/>
-          <w:i/>
-          <w:color w:val="auto"/>
-          <w:sz w:val="26"/>
-          <w:szCs w:val="26"/>
-          <w:u w:val="single"/>
-        </w:rPr>
-        <w:t>Các lệnh liên quan đến đồ họa</w:t>
-      </w:r>
-      <w:bookmarkEnd w:id="25"/>
-      <w:bookmarkEnd w:id="26"/>
-      <w:bookmarkEnd w:id="27"/>
-      <w:r>
-        <w:rPr>
-          <w:rFonts w:ascii="Times New Roman" w:hAnsi="Times New Roman" w:cs="Times New Roman"/>
-          <w:b/>
-          <w:i/>
-          <w:color w:val="auto"/>
-          <w:sz w:val="26"/>
-          <w:szCs w:val="26"/>
-          <w:u w:val="single"/>
-        </w:rPr>
-        <w:t xml:space="preserve"> </w:t>
+        <w:t>subplot(&lt;R&gt;, &lt;C&gt;, &lt;I&gt;):</w:t>
+      </w:r>
+      <w:r>
+        <w:rPr>
+          <w:rFonts w:ascii="Times New Roman" w:hAnsi="Times New Roman" w:cs="Times New Roman"/>
+          <w:sz w:val="26"/>
+          <w:szCs w:val="26"/>
+        </w:rPr>
+        <w:t xml:space="preserve"> chia Figure đang chọn thành </w:t>
+      </w:r>
+      <w:r>
+        <w:rPr>
+          <w:rFonts w:ascii="Times New Roman" w:hAnsi="Times New Roman" w:cs="Times New Roman"/>
+          <w:b/>
+          <w:bCs/>
+          <w:sz w:val="26"/>
+          <w:szCs w:val="26"/>
+        </w:rPr>
+        <w:t>&lt;R&gt;</w:t>
+      </w:r>
+      <w:r>
+        <w:rPr>
+          <w:rFonts w:ascii="Times New Roman" w:hAnsi="Times New Roman" w:cs="Times New Roman"/>
+          <w:sz w:val="26"/>
+          <w:szCs w:val="26"/>
+        </w:rPr>
+        <w:t xml:space="preserve"> hàng và </w:t>
+      </w:r>
+      <w:r>
+        <w:rPr>
+          <w:rFonts w:ascii="Times New Roman" w:hAnsi="Times New Roman" w:cs="Times New Roman"/>
+          <w:b/>
+          <w:bCs/>
+          <w:sz w:val="26"/>
+          <w:szCs w:val="26"/>
+        </w:rPr>
+        <w:t>&lt;C&gt;</w:t>
+      </w:r>
+      <w:r>
+        <w:rPr>
+          <w:rFonts w:ascii="Times New Roman" w:hAnsi="Times New Roman" w:cs="Times New Roman"/>
+          <w:sz w:val="26"/>
+          <w:szCs w:val="26"/>
+        </w:rPr>
+        <w:t xml:space="preserve"> cột, sau đó vẽ một Subplot (hệ trục tọa độ) tại ô thứ </w:t>
+      </w:r>
+      <w:r>
+        <w:rPr>
+          <w:rFonts w:ascii="Times New Roman" w:hAnsi="Times New Roman" w:cs="Times New Roman"/>
+          <w:b/>
+          <w:bCs/>
+          <w:sz w:val="26"/>
+          <w:szCs w:val="26"/>
+        </w:rPr>
+        <w:t>&lt;I&gt;.</w:t>
       </w:r>
     </w:p>
     <w:p>
@@ -11082,15 +11155,15 @@
           <w:sz w:val="26"/>
           <w:szCs w:val="26"/>
         </w:rPr>
-        <w:t>close all:</w:t>
-      </w:r>
-      <w:r>
-        <w:rPr>
-          <w:rFonts w:ascii="Times New Roman" w:hAnsi="Times New Roman" w:cs="Times New Roman"/>
-          <w:sz w:val="26"/>
-          <w:szCs w:val="26"/>
-        </w:rPr>
-        <w:t xml:space="preserve"> đóng tất cả Figure (cửa sổ đồ thị) đang mở.</w:t>
+        <w:t>title(&lt;Tiêu Đề&gt;):</w:t>
+      </w:r>
+      <w:r>
+        <w:rPr>
+          <w:rFonts w:ascii="Times New Roman" w:hAnsi="Times New Roman" w:cs="Times New Roman"/>
+          <w:sz w:val="26"/>
+          <w:szCs w:val="26"/>
+        </w:rPr>
+        <w:t xml:space="preserve"> đặt tiêu đề cho Subplot đang chọn.</w:t>
       </w:r>
     </w:p>
     <w:p>
@@ -11117,33 +11190,15 @@
           <w:sz w:val="26"/>
           <w:szCs w:val="26"/>
         </w:rPr>
-        <w:t>figure(&lt;Index&gt;):</w:t>
-      </w:r>
-      <w:r>
-        <w:rPr>
-          <w:rFonts w:ascii="Times New Roman" w:hAnsi="Times New Roman" w:cs="Times New Roman"/>
-          <w:sz w:val="26"/>
-          <w:szCs w:val="26"/>
-        </w:rPr>
-        <w:t xml:space="preserve"> tạo ra Figure mới với số thứ tự là </w:t>
-      </w:r>
-      <w:r>
-        <w:rPr>
-          <w:rFonts w:ascii="Times New Roman" w:hAnsi="Times New Roman" w:cs="Times New Roman"/>
-          <w:b/>
-          <w:bCs/>
-          <w:sz w:val="26"/>
-          <w:szCs w:val="26"/>
-        </w:rPr>
-        <w:t>&lt;Index&gt;</w:t>
-      </w:r>
-      <w:r>
-        <w:rPr>
-          <w:rFonts w:ascii="Times New Roman" w:hAnsi="Times New Roman" w:cs="Times New Roman"/>
-          <w:sz w:val="26"/>
-          <w:szCs w:val="26"/>
-        </w:rPr>
-        <w:t xml:space="preserve"> và bắt đầu làm việc trên Figure này.</w:t>
+        <w:t>xlabel(&lt;Tiêu Đề&gt;):</w:t>
+      </w:r>
+      <w:r>
+        <w:rPr>
+          <w:rFonts w:ascii="Times New Roman" w:hAnsi="Times New Roman" w:cs="Times New Roman"/>
+          <w:sz w:val="26"/>
+          <w:szCs w:val="26"/>
+        </w:rPr>
+        <w:t xml:space="preserve"> đặt tiêu đề cho trục hoành của Subplot đang chọn.</w:t>
       </w:r>
     </w:p>
     <w:p>
@@ -11170,61 +11225,15 @@
           <w:sz w:val="26"/>
           <w:szCs w:val="26"/>
         </w:rPr>
-        <w:t>subplot(&lt;R&gt;, &lt;C&gt;, &lt;I&gt;):</w:t>
-      </w:r>
-      <w:r>
-        <w:rPr>
-          <w:rFonts w:ascii="Times New Roman" w:hAnsi="Times New Roman" w:cs="Times New Roman"/>
-          <w:sz w:val="26"/>
-          <w:szCs w:val="26"/>
-        </w:rPr>
-        <w:t xml:space="preserve"> chia Figure đang chọn thành </w:t>
-      </w:r>
-      <w:r>
-        <w:rPr>
-          <w:rFonts w:ascii="Times New Roman" w:hAnsi="Times New Roman" w:cs="Times New Roman"/>
-          <w:b/>
-          <w:bCs/>
-          <w:sz w:val="26"/>
-          <w:szCs w:val="26"/>
-        </w:rPr>
-        <w:t>&lt;R&gt;</w:t>
-      </w:r>
-      <w:r>
-        <w:rPr>
-          <w:rFonts w:ascii="Times New Roman" w:hAnsi="Times New Roman" w:cs="Times New Roman"/>
-          <w:sz w:val="26"/>
-          <w:szCs w:val="26"/>
-        </w:rPr>
-        <w:t xml:space="preserve"> hàng và </w:t>
-      </w:r>
-      <w:r>
-        <w:rPr>
-          <w:rFonts w:ascii="Times New Roman" w:hAnsi="Times New Roman" w:cs="Times New Roman"/>
-          <w:b/>
-          <w:bCs/>
-          <w:sz w:val="26"/>
-          <w:szCs w:val="26"/>
-        </w:rPr>
-        <w:t>&lt;C&gt;</w:t>
-      </w:r>
-      <w:r>
-        <w:rPr>
-          <w:rFonts w:ascii="Times New Roman" w:hAnsi="Times New Roman" w:cs="Times New Roman"/>
-          <w:sz w:val="26"/>
-          <w:szCs w:val="26"/>
-        </w:rPr>
-        <w:t xml:space="preserve"> cột, sau đó vẽ một Subplot (hệ trục tọa độ) tại ô thứ </w:t>
-      </w:r>
-      <w:r>
-        <w:rPr>
-          <w:rFonts w:ascii="Times New Roman" w:hAnsi="Times New Roman" w:cs="Times New Roman"/>
-          <w:b/>
-          <w:bCs/>
-          <w:sz w:val="26"/>
-          <w:szCs w:val="26"/>
-        </w:rPr>
-        <w:t>&lt;I&gt;.</w:t>
+        <w:t>ylabel(&lt;Tiêu Đề&gt;):</w:t>
+      </w:r>
+      <w:r>
+        <w:rPr>
+          <w:rFonts w:ascii="Times New Roman" w:hAnsi="Times New Roman" w:cs="Times New Roman"/>
+          <w:sz w:val="26"/>
+          <w:szCs w:val="26"/>
+        </w:rPr>
+        <w:t xml:space="preserve"> đặt tiêu đề cho trục tung của Subplot đang chọn.</w:t>
       </w:r>
     </w:p>
     <w:p>
@@ -11251,15 +11260,43 @@
           <w:sz w:val="26"/>
           <w:szCs w:val="26"/>
         </w:rPr>
-        <w:t>title(&lt;Tiêu Đề&gt;):</w:t>
-      </w:r>
-      <w:r>
-        <w:rPr>
-          <w:rFonts w:ascii="Times New Roman" w:hAnsi="Times New Roman" w:cs="Times New Roman"/>
-          <w:sz w:val="26"/>
-          <w:szCs w:val="26"/>
-        </w:rPr>
-        <w:t xml:space="preserve"> đặt tiêu đề cho Subplot đang chọn.</w:t>
+        <w:t>xlim([&lt;Cận Dưới&gt;, &lt;Cận Trên&gt;]):</w:t>
+      </w:r>
+      <w:r>
+        <w:rPr>
+          <w:rFonts w:ascii="Times New Roman" w:hAnsi="Times New Roman" w:cs="Times New Roman"/>
+          <w:sz w:val="26"/>
+          <w:szCs w:val="26"/>
+        </w:rPr>
+        <w:t xml:space="preserve"> đặt giới hạn trục hoành của Subplot đang chọn từ </w:t>
+      </w:r>
+      <w:r>
+        <w:rPr>
+          <w:rFonts w:ascii="Times New Roman" w:hAnsi="Times New Roman" w:cs="Times New Roman"/>
+          <w:b/>
+          <w:bCs/>
+          <w:sz w:val="26"/>
+          <w:szCs w:val="26"/>
+        </w:rPr>
+        <w:t>&lt;Cận Dưới&gt;</w:t>
+      </w:r>
+      <w:r>
+        <w:rPr>
+          <w:rFonts w:ascii="Times New Roman" w:hAnsi="Times New Roman" w:cs="Times New Roman"/>
+          <w:sz w:val="26"/>
+          <w:szCs w:val="26"/>
+        </w:rPr>
+        <w:t xml:space="preserve"> đến </w:t>
+      </w:r>
+      <w:r>
+        <w:rPr>
+          <w:rFonts w:ascii="Times New Roman" w:hAnsi="Times New Roman" w:cs="Times New Roman"/>
+          <w:b/>
+          <w:bCs/>
+          <w:sz w:val="26"/>
+          <w:szCs w:val="26"/>
+        </w:rPr>
+        <w:t>&lt;Cận Trên&gt;.</w:t>
       </w:r>
     </w:p>
     <w:p>
@@ -11274,27 +11311,57 @@
         <w:jc w:val="both"/>
         <w:rPr>
           <w:rFonts w:ascii="Times New Roman" w:hAnsi="Times New Roman" w:cs="Times New Roman"/>
-          <w:sz w:val="26"/>
-          <w:szCs w:val="26"/>
-        </w:rPr>
-      </w:pPr>
-      <w:r>
-        <w:rPr>
-          <w:rFonts w:ascii="Times New Roman" w:hAnsi="Times New Roman" w:cs="Times New Roman"/>
           <w:b/>
           <w:bCs/>
           <w:sz w:val="26"/>
           <w:szCs w:val="26"/>
         </w:rPr>
-        <w:t>xlabel(&lt;Tiêu Đề&gt;):</w:t>
-      </w:r>
-      <w:r>
-        <w:rPr>
-          <w:rFonts w:ascii="Times New Roman" w:hAnsi="Times New Roman" w:cs="Times New Roman"/>
-          <w:sz w:val="26"/>
-          <w:szCs w:val="26"/>
-        </w:rPr>
-        <w:t xml:space="preserve"> đặt tiêu đề cho trục hoành của Subplot đang chọn.</w:t>
+      </w:pPr>
+      <w:r>
+        <w:rPr>
+          <w:rFonts w:ascii="Times New Roman" w:hAnsi="Times New Roman" w:cs="Times New Roman"/>
+          <w:b/>
+          <w:bCs/>
+          <w:sz w:val="26"/>
+          <w:szCs w:val="26"/>
+        </w:rPr>
+        <w:t>ylim([&lt;Cận Dưới&gt;, &lt;Cận Trên&gt;]):</w:t>
+      </w:r>
+      <w:r>
+        <w:rPr>
+          <w:rFonts w:ascii="Times New Roman" w:hAnsi="Times New Roman" w:cs="Times New Roman"/>
+          <w:sz w:val="26"/>
+          <w:szCs w:val="26"/>
+        </w:rPr>
+        <w:t xml:space="preserve"> đặt giới hạn trục tung của Subplot đang chọn từ </w:t>
+      </w:r>
+      <w:r>
+        <w:rPr>
+          <w:rFonts w:ascii="Times New Roman" w:hAnsi="Times New Roman" w:cs="Times New Roman"/>
+          <w:b/>
+          <w:bCs/>
+          <w:sz w:val="26"/>
+          <w:szCs w:val="26"/>
+        </w:rPr>
+        <w:t>&lt;Cận Dưới&gt;</w:t>
+      </w:r>
+      <w:r>
+        <w:rPr>
+          <w:rFonts w:ascii="Times New Roman" w:hAnsi="Times New Roman" w:cs="Times New Roman"/>
+          <w:sz w:val="26"/>
+          <w:szCs w:val="26"/>
+        </w:rPr>
+        <w:t xml:space="preserve"> đến </w:t>
+      </w:r>
+      <w:r>
+        <w:rPr>
+          <w:rFonts w:ascii="Times New Roman" w:hAnsi="Times New Roman" w:cs="Times New Roman"/>
+          <w:b/>
+          <w:bCs/>
+          <w:sz w:val="26"/>
+          <w:szCs w:val="26"/>
+        </w:rPr>
+        <w:t>&lt;Cận Trên&gt;.</w:t>
       </w:r>
     </w:p>
     <w:p>
@@ -11321,15 +11388,15 @@
           <w:sz w:val="26"/>
           <w:szCs w:val="26"/>
         </w:rPr>
-        <w:t>ylabel(&lt;Tiêu Đề&gt;):</w:t>
-      </w:r>
-      <w:r>
-        <w:rPr>
-          <w:rFonts w:ascii="Times New Roman" w:hAnsi="Times New Roman" w:cs="Times New Roman"/>
-          <w:sz w:val="26"/>
-          <w:szCs w:val="26"/>
-        </w:rPr>
-        <w:t xml:space="preserve"> đặt tiêu đề cho trục tung của Subplot đang chọn.</w:t>
+        <w:t>grid on:</w:t>
+      </w:r>
+      <w:r>
+        <w:rPr>
+          <w:rFonts w:ascii="Times New Roman" w:hAnsi="Times New Roman" w:cs="Times New Roman"/>
+          <w:sz w:val="26"/>
+          <w:szCs w:val="26"/>
+        </w:rPr>
+        <w:t xml:space="preserve"> kẻ lưới tọa độ cho Subplot đang chọn.</w:t>
       </w:r>
     </w:p>
     <w:p>
@@ -11356,15 +11423,15 @@
           <w:sz w:val="26"/>
           <w:szCs w:val="26"/>
         </w:rPr>
-        <w:t>xlim([&lt;Cận Dưới&gt;, &lt;Cận Trên&gt;]):</w:t>
-      </w:r>
-      <w:r>
-        <w:rPr>
-          <w:rFonts w:ascii="Times New Roman" w:hAnsi="Times New Roman" w:cs="Times New Roman"/>
-          <w:sz w:val="26"/>
-          <w:szCs w:val="26"/>
-        </w:rPr>
-        <w:t xml:space="preserve"> đặt giới hạn trục hoành của Subplot đang chọn từ </w:t>
+        <w:t>fplot(&lt;X&gt;, &lt;Y&gt;, [&lt;Start&gt; &lt;End&gt;]):</w:t>
+      </w:r>
+      <w:r>
+        <w:rPr>
+          <w:rFonts w:ascii="Times New Roman" w:hAnsi="Times New Roman" w:cs="Times New Roman"/>
+          <w:sz w:val="26"/>
+          <w:szCs w:val="26"/>
+        </w:rPr>
+        <w:t xml:space="preserve"> vẽ đồ thị lên Subplot đang chọn dựa theo phương trình tham số </w:t>
       </w:r>
       <w:r>
         <w:rPr>
@@ -11374,15 +11441,15 @@
           <w:sz w:val="26"/>
           <w:szCs w:val="26"/>
         </w:rPr>
-        <w:t>&lt;Cận Dưới&gt;</w:t>
-      </w:r>
-      <w:r>
-        <w:rPr>
-          <w:rFonts w:ascii="Times New Roman" w:hAnsi="Times New Roman" w:cs="Times New Roman"/>
-          <w:sz w:val="26"/>
-          <w:szCs w:val="26"/>
-        </w:rPr>
-        <w:t xml:space="preserve"> đến </w:t>
+        <w:t>&lt;X&gt;</w:t>
+      </w:r>
+      <w:r>
+        <w:rPr>
+          <w:rFonts w:ascii="Times New Roman" w:hAnsi="Times New Roman" w:cs="Times New Roman"/>
+          <w:sz w:val="26"/>
+          <w:szCs w:val="26"/>
+        </w:rPr>
+        <w:t xml:space="preserve"> và </w:t>
       </w:r>
       <w:r>
         <w:rPr>
@@ -11392,8 +11459,86 @@
           <w:sz w:val="26"/>
           <w:szCs w:val="26"/>
         </w:rPr>
-        <w:t>&lt;Cận Trên&gt;.</w:t>
-      </w:r>
+        <w:t>&lt;Y&gt;</w:t>
+      </w:r>
+      <w:r>
+        <w:rPr>
+          <w:rFonts w:ascii="Times New Roman" w:hAnsi="Times New Roman" w:cs="Times New Roman"/>
+          <w:sz w:val="26"/>
+          <w:szCs w:val="26"/>
+        </w:rPr>
+        <w:t xml:space="preserve">, cả hai đều là các hàm Symbolic theo một biến t nào đó, </w:t>
+      </w:r>
+      <w:r>
+        <w:rPr>
+          <w:rFonts w:ascii="Times New Roman" w:hAnsi="Times New Roman" w:cs="Times New Roman"/>
+          <w:b/>
+          <w:bCs/>
+          <w:sz w:val="26"/>
+          <w:szCs w:val="26"/>
+        </w:rPr>
+        <w:t>&lt;Start&gt;</w:t>
+      </w:r>
+      <w:r>
+        <w:rPr>
+          <w:rFonts w:ascii="Times New Roman" w:hAnsi="Times New Roman" w:cs="Times New Roman"/>
+          <w:sz w:val="26"/>
+          <w:szCs w:val="26"/>
+        </w:rPr>
+        <w:t xml:space="preserve"> và </w:t>
+      </w:r>
+      <w:r>
+        <w:rPr>
+          <w:rFonts w:ascii="Times New Roman" w:hAnsi="Times New Roman" w:cs="Times New Roman"/>
+          <w:b/>
+          <w:bCs/>
+          <w:sz w:val="26"/>
+          <w:szCs w:val="26"/>
+        </w:rPr>
+        <w:t>&lt;End&gt;</w:t>
+      </w:r>
+      <w:r>
+        <w:rPr>
+          <w:rFonts w:ascii="Times New Roman" w:hAnsi="Times New Roman" w:cs="Times New Roman"/>
+          <w:sz w:val="26"/>
+          <w:szCs w:val="26"/>
+        </w:rPr>
+        <w:t xml:space="preserve"> lần lượt là giá trị đầu và cuối của t.</w:t>
+      </w:r>
+    </w:p>
+    <w:p>
+      <w:pPr>
+        <w:pStyle w:val="ListParagraph"/>
+        <w:numPr>
+          <w:ilvl w:val="2"/>
+          <w:numId w:val="21"/>
+        </w:numPr>
+        <w:spacing w:beforeLines="120" w:before="288" w:after="0" w:line="360" w:lineRule="auto"/>
+        <w:outlineLvl w:val="2"/>
+        <w:rPr>
+          <w:rFonts w:ascii="Times New Roman" w:hAnsi="Times New Roman" w:cs="Times New Roman"/>
+          <w:b/>
+          <w:bCs/>
+          <w:i/>
+          <w:sz w:val="26"/>
+          <w:szCs w:val="26"/>
+          <w:u w:val="single"/>
+        </w:rPr>
+      </w:pPr>
+      <w:bookmarkStart w:id="28" w:name="_Toc152442601"/>
+      <w:r>
+        <w:rPr>
+          <w:rFonts w:ascii="Times New Roman" w:hAnsi="Times New Roman" w:cs="Times New Roman"/>
+          <w:b/>
+          <w:bCs/>
+          <w:i/>
+          <w:sz w:val="26"/>
+          <w:szCs w:val="26"/>
+          <w:u w:val="single"/>
+        </w:rPr>
+        <w:t>Các lệnh liên quan đến tính toán</w:t>
+      </w:r>
+      <w:bookmarkEnd w:id="28"/>
     </w:p>
     <w:p>
       <w:pPr>
@@ -11407,12 +11552,21 @@
         <w:jc w:val="both"/>
         <w:rPr>
           <w:rFonts w:ascii="Times New Roman" w:hAnsi="Times New Roman" w:cs="Times New Roman"/>
+          <w:sz w:val="26"/>
+          <w:szCs w:val="26"/>
+        </w:rPr>
+      </w:pPr>
+      <w:r>
+        <w:rPr>
+          <w:rFonts w:ascii="Times New Roman" w:hAnsi="Times New Roman" w:cs="Times New Roman"/>
           <w:b/>
           <w:bCs/>
           <w:sz w:val="26"/>
           <w:szCs w:val="26"/>
         </w:rPr>
-      </w:pPr>
+        <w:lastRenderedPageBreak/>
+        <w:t>diff(&lt;F&gt;</w:t>
+      </w:r>
       <w:r>
         <w:rPr>
           <w:rFonts w:ascii="Times New Roman" w:hAnsi="Times New Roman" w:cs="Times New Roman"/>
@@ -11421,15 +11575,7 @@
           <w:sz w:val="26"/>
           <w:szCs w:val="26"/>
         </w:rPr>
-        <w:t>ylim([&lt;Cận Dưới&gt;, &lt;Cận Trên&gt;]):</w:t>
-      </w:r>
-      <w:r>
-        <w:rPr>
-          <w:rFonts w:ascii="Times New Roman" w:hAnsi="Times New Roman" w:cs="Times New Roman"/>
-          <w:sz w:val="26"/>
-          <w:szCs w:val="26"/>
-        </w:rPr>
-        <w:t xml:space="preserve"> đặt giới hạn trục tung của Subplot đang chọn từ </w:t>
+        <w:t>, &lt;X&gt;, &lt;Bậc&gt;</w:t>
       </w:r>
       <w:r>
         <w:rPr>
@@ -11439,15 +11585,15 @@
           <w:sz w:val="26"/>
           <w:szCs w:val="26"/>
         </w:rPr>
-        <w:t>&lt;Cận Dưới&gt;</w:t>
-      </w:r>
-      <w:r>
-        <w:rPr>
-          <w:rFonts w:ascii="Times New Roman" w:hAnsi="Times New Roman" w:cs="Times New Roman"/>
-          <w:sz w:val="26"/>
-          <w:szCs w:val="26"/>
-        </w:rPr>
-        <w:t xml:space="preserve"> đến </w:t>
+        <w:t>):</w:t>
+      </w:r>
+      <w:r>
+        <w:rPr>
+          <w:rFonts w:ascii="Times New Roman" w:hAnsi="Times New Roman" w:cs="Times New Roman"/>
+          <w:sz w:val="26"/>
+          <w:szCs w:val="26"/>
+        </w:rPr>
+        <w:t xml:space="preserve"> trả về đạo hàm cấp </w:t>
       </w:r>
       <w:r>
         <w:rPr>
@@ -11457,7 +11603,106 @@
           <w:sz w:val="26"/>
           <w:szCs w:val="26"/>
         </w:rPr>
-        <w:t>&lt;Cận Trên&gt;.</w:t>
+        <w:t>&lt;Bậc&gt;</w:t>
+      </w:r>
+      <w:r>
+        <w:rPr>
+          <w:rFonts w:ascii="Times New Roman" w:hAnsi="Times New Roman" w:cs="Times New Roman"/>
+          <w:sz w:val="26"/>
+          <w:szCs w:val="26"/>
+        </w:rPr>
+        <w:t xml:space="preserve"> của </w:t>
+      </w:r>
+      <w:r>
+        <w:rPr>
+          <w:rFonts w:ascii="Times New Roman" w:hAnsi="Times New Roman" w:cs="Times New Roman"/>
+          <w:b/>
+          <w:bCs/>
+          <w:sz w:val="26"/>
+          <w:szCs w:val="26"/>
+        </w:rPr>
+        <w:t>&lt;F&gt;</w:t>
+      </w:r>
+      <w:r>
+        <w:rPr>
+          <w:rFonts w:ascii="Times New Roman" w:hAnsi="Times New Roman" w:cs="Times New Roman"/>
+          <w:b/>
+          <w:bCs/>
+          <w:sz w:val="26"/>
+          <w:szCs w:val="26"/>
+        </w:rPr>
+        <w:t xml:space="preserve"> </w:t>
+      </w:r>
+      <w:r>
+        <w:rPr>
+          <w:rFonts w:ascii="Times New Roman" w:hAnsi="Times New Roman" w:cs="Times New Roman"/>
+          <w:sz w:val="26"/>
+          <w:szCs w:val="26"/>
+        </w:rPr>
+        <w:t>theo</w:t>
+      </w:r>
+      <w:r>
+        <w:rPr>
+          <w:rFonts w:ascii="Times New Roman" w:hAnsi="Times New Roman" w:cs="Times New Roman"/>
+          <w:b/>
+          <w:bCs/>
+          <w:sz w:val="26"/>
+          <w:szCs w:val="26"/>
+        </w:rPr>
+        <w:t xml:space="preserve"> &lt;X&gt;</w:t>
+      </w:r>
+      <w:r>
+        <w:rPr>
+          <w:rFonts w:ascii="Times New Roman" w:hAnsi="Times New Roman" w:cs="Times New Roman"/>
+          <w:sz w:val="26"/>
+          <w:szCs w:val="26"/>
+        </w:rPr>
+        <w:t>.</w:t>
+      </w:r>
+      <w:r>
+        <w:rPr>
+          <w:rFonts w:ascii="Times New Roman" w:hAnsi="Times New Roman" w:cs="Times New Roman"/>
+          <w:sz w:val="26"/>
+          <w:szCs w:val="26"/>
+        </w:rPr>
+        <w:t xml:space="preserve"> </w:t>
+      </w:r>
+    </w:p>
+    <w:p>
+      <w:pPr>
+        <w:pStyle w:val="ListParagraph"/>
+        <w:spacing w:beforeLines="120" w:before="288" w:after="0" w:line="360" w:lineRule="auto"/>
+        <w:ind w:left="450"/>
+        <w:jc w:val="both"/>
+        <w:rPr>
+          <w:rFonts w:ascii="Times New Roman" w:hAnsi="Times New Roman" w:cs="Times New Roman"/>
+          <w:sz w:val="26"/>
+          <w:szCs w:val="26"/>
+        </w:rPr>
+      </w:pPr>
+      <w:r>
+        <w:rPr>
+          <w:rFonts w:ascii="Times New Roman" w:hAnsi="Times New Roman" w:cs="Times New Roman"/>
+          <w:sz w:val="26"/>
+          <w:szCs w:val="26"/>
+        </w:rPr>
+        <w:t>Ví dụ</w:t>
+      </w:r>
+      <w:r>
+        <w:rPr>
+          <w:rFonts w:ascii="Times New Roman" w:hAnsi="Times New Roman" w:cs="Times New Roman"/>
+          <w:sz w:val="26"/>
+          <w:szCs w:val="26"/>
+        </w:rPr>
+        <w:t xml:space="preserve">: </w:t>
+      </w:r>
+      <w:r>
+        <w:rPr>
+          <w:rFonts w:ascii="Times New Roman" w:hAnsi="Times New Roman" w:cs="Times New Roman"/>
+          <w:sz w:val="26"/>
+          <w:szCs w:val="26"/>
+        </w:rPr>
+        <w:t>diff(y, x, 2) tức là đạo hàm cấp 2 của y theo x.</w:t>
       </w:r>
     </w:p>
     <w:p>
@@ -11472,44 +11717,11 @@
         <w:jc w:val="both"/>
         <w:rPr>
           <w:rFonts w:ascii="Times New Roman" w:hAnsi="Times New Roman" w:cs="Times New Roman"/>
-          <w:sz w:val="26"/>
-          <w:szCs w:val="26"/>
-        </w:rPr>
-      </w:pPr>
-      <w:r>
-        <w:rPr>
-          <w:rFonts w:ascii="Times New Roman" w:hAnsi="Times New Roman" w:cs="Times New Roman"/>
           <w:b/>
           <w:bCs/>
           <w:sz w:val="26"/>
           <w:szCs w:val="26"/>
         </w:rPr>
-        <w:t>grid on:</w:t>
-      </w:r>
-      <w:r>
-        <w:rPr>
-          <w:rFonts w:ascii="Times New Roman" w:hAnsi="Times New Roman" w:cs="Times New Roman"/>
-          <w:sz w:val="26"/>
-          <w:szCs w:val="26"/>
-        </w:rPr>
-        <w:t xml:space="preserve"> kẻ lưới tọa độ cho Subplot đang chọn.</w:t>
-      </w:r>
-    </w:p>
-    <w:p>
-      <w:pPr>
-        <w:pStyle w:val="ListParagraph"/>
-        <w:numPr>
-          <w:ilvl w:val="0"/>
-          <w:numId w:val="5"/>
-        </w:numPr>
-        <w:spacing w:beforeLines="120" w:before="288" w:after="0" w:line="360" w:lineRule="auto"/>
-        <w:ind w:left="450" w:hanging="450"/>
-        <w:jc w:val="both"/>
-        <w:rPr>
-          <w:rFonts w:ascii="Times New Roman" w:hAnsi="Times New Roman" w:cs="Times New Roman"/>
-          <w:sz w:val="26"/>
-          <w:szCs w:val="26"/>
-        </w:rPr>
       </w:pPr>
       <w:r>
         <w:rPr>
@@ -11519,16 +11731,15 @@
           <w:sz w:val="26"/>
           <w:szCs w:val="26"/>
         </w:rPr>
-        <w:lastRenderedPageBreak/>
-        <w:t>fplot(&lt;X&gt;, &lt;Y&gt;, [&lt;Start&gt; &lt;End&gt;]):</w:t>
-      </w:r>
-      <w:r>
-        <w:rPr>
-          <w:rFonts w:ascii="Times New Roman" w:hAnsi="Times New Roman" w:cs="Times New Roman"/>
-          <w:sz w:val="26"/>
-          <w:szCs w:val="26"/>
-        </w:rPr>
-        <w:t xml:space="preserve"> vẽ đồ thị lên Subplot đang chọn dựa theo phương trình tham số </w:t>
+        <w:t>norm(&lt;V&gt;):</w:t>
+      </w:r>
+      <w:r>
+        <w:rPr>
+          <w:rFonts w:ascii="Times New Roman" w:hAnsi="Times New Roman" w:cs="Times New Roman"/>
+          <w:sz w:val="26"/>
+          <w:szCs w:val="26"/>
+        </w:rPr>
+        <w:t xml:space="preserve"> trả về chiều dài Vector </w:t>
       </w:r>
       <w:r>
         <w:rPr>
@@ -11538,361 +11749,7 @@
           <w:sz w:val="26"/>
           <w:szCs w:val="26"/>
         </w:rPr>
-        <w:t>&lt;X&gt;</w:t>
-      </w:r>
-      <w:r>
-        <w:rPr>
-          <w:rFonts w:ascii="Times New Roman" w:hAnsi="Times New Roman" w:cs="Times New Roman"/>
-          <w:sz w:val="26"/>
-          <w:szCs w:val="26"/>
-        </w:rPr>
-        <w:t xml:space="preserve"> và </w:t>
-      </w:r>
-      <w:r>
-        <w:rPr>
-          <w:rFonts w:ascii="Times New Roman" w:hAnsi="Times New Roman" w:cs="Times New Roman"/>
-          <w:b/>
-          <w:bCs/>
-          <w:sz w:val="26"/>
-          <w:szCs w:val="26"/>
-        </w:rPr>
-        <w:t>&lt;Y&gt;</w:t>
-      </w:r>
-      <w:r>
-        <w:rPr>
-          <w:rFonts w:ascii="Times New Roman" w:hAnsi="Times New Roman" w:cs="Times New Roman"/>
-          <w:sz w:val="26"/>
-          <w:szCs w:val="26"/>
-        </w:rPr>
-        <w:t xml:space="preserve">, cả hai đều là các hàm Symbolic theo một biến t nào đó, </w:t>
-      </w:r>
-      <w:r>
-        <w:rPr>
-          <w:rFonts w:ascii="Times New Roman" w:hAnsi="Times New Roman" w:cs="Times New Roman"/>
-          <w:b/>
-          <w:bCs/>
-          <w:sz w:val="26"/>
-          <w:szCs w:val="26"/>
-        </w:rPr>
-        <w:t>&lt;Start&gt;</w:t>
-      </w:r>
-      <w:r>
-        <w:rPr>
-          <w:rFonts w:ascii="Times New Roman" w:hAnsi="Times New Roman" w:cs="Times New Roman"/>
-          <w:sz w:val="26"/>
-          <w:szCs w:val="26"/>
-        </w:rPr>
-        <w:t xml:space="preserve"> và </w:t>
-      </w:r>
-      <w:r>
-        <w:rPr>
-          <w:rFonts w:ascii="Times New Roman" w:hAnsi="Times New Roman" w:cs="Times New Roman"/>
-          <w:b/>
-          <w:bCs/>
-          <w:sz w:val="26"/>
-          <w:szCs w:val="26"/>
-        </w:rPr>
-        <w:t>&lt;End&gt;</w:t>
-      </w:r>
-      <w:r>
-        <w:rPr>
-          <w:rFonts w:ascii="Times New Roman" w:hAnsi="Times New Roman" w:cs="Times New Roman"/>
-          <w:sz w:val="26"/>
-          <w:szCs w:val="26"/>
-        </w:rPr>
-        <w:t xml:space="preserve"> lần lượt là giá trị đầu và cuối của t.</w:t>
-      </w:r>
-    </w:p>
-    <w:p>
-      <w:pPr>
-        <w:pStyle w:val="ListParagraph"/>
-        <w:numPr>
-          <w:ilvl w:val="2"/>
-          <w:numId w:val="21"/>
-        </w:numPr>
-        <w:spacing w:beforeLines="120" w:before="288" w:after="0" w:line="360" w:lineRule="auto"/>
-        <w:outlineLvl w:val="2"/>
-        <w:rPr>
-          <w:rFonts w:ascii="Times New Roman" w:hAnsi="Times New Roman" w:cs="Times New Roman"/>
-          <w:b/>
-          <w:bCs/>
-          <w:i/>
-          <w:sz w:val="26"/>
-          <w:szCs w:val="26"/>
-          <w:u w:val="single"/>
-        </w:rPr>
-      </w:pPr>
-      <w:bookmarkStart w:id="28" w:name="_Toc152442601"/>
-      <w:r>
-        <w:rPr>
-          <w:rFonts w:ascii="Times New Roman" w:hAnsi="Times New Roman" w:cs="Times New Roman"/>
-          <w:b/>
-          <w:bCs/>
-          <w:i/>
-          <w:sz w:val="26"/>
-          <w:szCs w:val="26"/>
-          <w:u w:val="single"/>
-        </w:rPr>
-        <w:t>Các lệnh liên quan đến tính toán</w:t>
-      </w:r>
-      <w:bookmarkEnd w:id="28"/>
-    </w:p>
-    <w:p>
-      <w:pPr>
-        <w:pStyle w:val="ListParagraph"/>
-        <w:numPr>
-          <w:ilvl w:val="0"/>
-          <w:numId w:val="5"/>
-        </w:numPr>
-        <w:spacing w:beforeLines="120" w:before="288" w:after="0" w:line="360" w:lineRule="auto"/>
-        <w:ind w:left="450" w:hanging="450"/>
-        <w:jc w:val="both"/>
-        <w:rPr>
-          <w:rFonts w:ascii="Times New Roman" w:hAnsi="Times New Roman" w:cs="Times New Roman"/>
-          <w:sz w:val="26"/>
-          <w:szCs w:val="26"/>
-        </w:rPr>
-      </w:pPr>
-      <w:r>
-        <w:rPr>
-          <w:rFonts w:ascii="Times New Roman" w:hAnsi="Times New Roman" w:cs="Times New Roman"/>
-          <w:b/>
-          <w:bCs/>
-          <w:sz w:val="26"/>
-          <w:szCs w:val="26"/>
-        </w:rPr>
-        <w:t>diff(&lt;F&gt;</w:t>
-      </w:r>
-      <w:r>
-        <w:rPr>
-          <w:rFonts w:ascii="Times New Roman" w:hAnsi="Times New Roman" w:cs="Times New Roman"/>
-          <w:b/>
-          <w:bCs/>
-          <w:sz w:val="26"/>
-          <w:szCs w:val="26"/>
-        </w:rPr>
-        <w:t>, &lt;X&gt;, &lt;Bậc&gt;</w:t>
-      </w:r>
-      <w:r>
-        <w:rPr>
-          <w:rFonts w:ascii="Times New Roman" w:hAnsi="Times New Roman" w:cs="Times New Roman"/>
-          <w:b/>
-          <w:bCs/>
-          <w:sz w:val="26"/>
-          <w:szCs w:val="26"/>
-        </w:rPr>
-        <w:t>):</w:t>
-      </w:r>
-      <w:r>
-        <w:rPr>
-          <w:rFonts w:ascii="Times New Roman" w:hAnsi="Times New Roman" w:cs="Times New Roman"/>
-          <w:sz w:val="26"/>
-          <w:szCs w:val="26"/>
-        </w:rPr>
-        <w:t xml:space="preserve"> trả về đạo hàm cấp </w:t>
-      </w:r>
-      <w:r>
-        <w:rPr>
-          <w:rFonts w:ascii="Times New Roman" w:hAnsi="Times New Roman" w:cs="Times New Roman"/>
-          <w:b/>
-          <w:bCs/>
-          <w:sz w:val="26"/>
-          <w:szCs w:val="26"/>
-        </w:rPr>
-        <w:t>&lt;Bậc&gt;</w:t>
-      </w:r>
-      <w:r>
-        <w:rPr>
-          <w:rFonts w:ascii="Times New Roman" w:hAnsi="Times New Roman" w:cs="Times New Roman"/>
-          <w:sz w:val="26"/>
-          <w:szCs w:val="26"/>
-        </w:rPr>
-        <w:t xml:space="preserve"> của </w:t>
-      </w:r>
-      <w:r>
-        <w:rPr>
-          <w:rFonts w:ascii="Times New Roman" w:hAnsi="Times New Roman" w:cs="Times New Roman"/>
-          <w:b/>
-          <w:bCs/>
-          <w:sz w:val="26"/>
-          <w:szCs w:val="26"/>
-        </w:rPr>
-        <w:t>&lt;F&gt;</w:t>
-      </w:r>
-      <w:r>
-        <w:rPr>
-          <w:rFonts w:ascii="Times New Roman" w:hAnsi="Times New Roman" w:cs="Times New Roman"/>
-          <w:b/>
-          <w:bCs/>
-          <w:sz w:val="26"/>
-          <w:szCs w:val="26"/>
-        </w:rPr>
-        <w:t xml:space="preserve"> </w:t>
-      </w:r>
-      <w:r>
-        <w:rPr>
-          <w:rFonts w:ascii="Times New Roman" w:hAnsi="Times New Roman" w:cs="Times New Roman"/>
-          <w:sz w:val="26"/>
-          <w:szCs w:val="26"/>
-        </w:rPr>
-        <w:t>theo</w:t>
-      </w:r>
-      <w:r>
-        <w:rPr>
-          <w:rFonts w:ascii="Times New Roman" w:hAnsi="Times New Roman" w:cs="Times New Roman"/>
-          <w:b/>
-          <w:bCs/>
-          <w:sz w:val="26"/>
-          <w:szCs w:val="26"/>
-        </w:rPr>
-        <w:t xml:space="preserve"> &lt;X&gt;</w:t>
-      </w:r>
-      <w:r>
-        <w:rPr>
-          <w:rFonts w:ascii="Times New Roman" w:hAnsi="Times New Roman" w:cs="Times New Roman"/>
-          <w:sz w:val="26"/>
-          <w:szCs w:val="26"/>
-        </w:rPr>
-        <w:t>.</w:t>
-      </w:r>
-      <w:r>
-        <w:rPr>
-          <w:rFonts w:ascii="Times New Roman" w:hAnsi="Times New Roman" w:cs="Times New Roman"/>
-          <w:sz w:val="26"/>
-          <w:szCs w:val="26"/>
-        </w:rPr>
-        <w:t xml:space="preserve"> </w:t>
-      </w:r>
-    </w:p>
-    <w:p>
-      <w:pPr>
-        <w:pStyle w:val="ListParagraph"/>
-        <w:spacing w:beforeLines="120" w:before="288" w:after="0" w:line="360" w:lineRule="auto"/>
-        <w:ind w:left="450"/>
-        <w:jc w:val="both"/>
-        <w:rPr>
-          <w:rFonts w:ascii="Times New Roman" w:hAnsi="Times New Roman" w:cs="Times New Roman"/>
-          <w:sz w:val="26"/>
-          <w:szCs w:val="26"/>
-        </w:rPr>
-      </w:pPr>
-      <w:r>
-        <w:rPr>
-          <w:rFonts w:ascii="Times New Roman" w:hAnsi="Times New Roman" w:cs="Times New Roman"/>
-          <w:sz w:val="26"/>
-          <w:szCs w:val="26"/>
-        </w:rPr>
-        <w:t>Ví dụ</w:t>
-      </w:r>
-      <w:r>
-        <w:rPr>
-          <w:rFonts w:ascii="Times New Roman" w:hAnsi="Times New Roman" w:cs="Times New Roman"/>
-          <w:sz w:val="26"/>
-          <w:szCs w:val="26"/>
-        </w:rPr>
-        <w:t xml:space="preserve">: </w:t>
-      </w:r>
-      <w:r>
-        <w:rPr>
-          <w:rFonts w:ascii="Times New Roman" w:hAnsi="Times New Roman" w:cs="Times New Roman"/>
-          <w:sz w:val="26"/>
-          <w:szCs w:val="26"/>
-        </w:rPr>
-        <w:t>diff(y, x, 2) tức là đạo hàm cấp 2 của y theo x.</w:t>
-      </w:r>
-    </w:p>
-    <w:p>
-      <w:pPr>
-        <w:pStyle w:val="ListParagraph"/>
-        <w:numPr>
-          <w:ilvl w:val="0"/>
-          <w:numId w:val="5"/>
-        </w:numPr>
-        <w:spacing w:beforeLines="120" w:before="288" w:after="0" w:line="360" w:lineRule="auto"/>
-        <w:ind w:left="450" w:hanging="450"/>
-        <w:jc w:val="both"/>
-        <w:rPr>
-          <w:rFonts w:ascii="Times New Roman" w:hAnsi="Times New Roman" w:cs="Times New Roman"/>
-          <w:b/>
-          <w:bCs/>
-          <w:sz w:val="26"/>
-          <w:szCs w:val="26"/>
-        </w:rPr>
-      </w:pPr>
-      <w:r>
-        <w:rPr>
-          <w:rFonts w:ascii="Times New Roman" w:hAnsi="Times New Roman" w:cs="Times New Roman"/>
-          <w:b/>
-          <w:bCs/>
-          <w:sz w:val="26"/>
-          <w:szCs w:val="26"/>
-        </w:rPr>
-        <w:t>norm(&lt;V&gt;):</w:t>
-      </w:r>
-      <w:r>
-        <w:rPr>
-          <w:rFonts w:ascii="Times New Roman" w:hAnsi="Times New Roman" w:cs="Times New Roman"/>
-          <w:sz w:val="26"/>
-          <w:szCs w:val="26"/>
-        </w:rPr>
-        <w:t xml:space="preserve"> trả về chiều dài Vector </w:t>
-      </w:r>
-      <w:r>
-        <w:rPr>
-          <w:rFonts w:ascii="Times New Roman" w:hAnsi="Times New Roman" w:cs="Times New Roman"/>
-          <w:b/>
-          <w:bCs/>
-          <w:sz w:val="26"/>
-          <w:szCs w:val="26"/>
-        </w:rPr>
         <w:t>&lt;V&gt;.</w:t>
-      </w:r>
-    </w:p>
-    <w:p>
-      <w:pPr>
-        <w:pStyle w:val="ListParagraph"/>
-        <w:numPr>
-          <w:ilvl w:val="0"/>
-          <w:numId w:val="5"/>
-        </w:numPr>
-        <w:spacing w:beforeLines="120" w:before="288" w:after="0" w:line="360" w:lineRule="auto"/>
-        <w:ind w:left="450" w:hanging="450"/>
-        <w:jc w:val="both"/>
-        <w:rPr>
-          <w:rFonts w:ascii="Times New Roman" w:hAnsi="Times New Roman" w:cs="Times New Roman"/>
-          <w:b/>
-          <w:bCs/>
-          <w:sz w:val="26"/>
-          <w:szCs w:val="26"/>
-        </w:rPr>
-      </w:pPr>
-      <w:r>
-        <w:rPr>
-          <w:rFonts w:ascii="Times New Roman" w:hAnsi="Times New Roman" w:cs="Times New Roman"/>
-          <w:b/>
-          <w:bCs/>
-          <w:sz w:val="26"/>
-          <w:szCs w:val="26"/>
-        </w:rPr>
-        <w:t>sqrt(&lt;X&gt;):</w:t>
-      </w:r>
-      <w:r>
-        <w:rPr>
-          <w:rFonts w:ascii="Times New Roman" w:hAnsi="Times New Roman" w:cs="Times New Roman"/>
-          <w:sz w:val="26"/>
-          <w:szCs w:val="26"/>
-        </w:rPr>
-        <w:t xml:space="preserve"> trả về căn bậc hai của </w:t>
-      </w:r>
-      <w:r>
-        <w:rPr>
-          <w:rFonts w:ascii="Times New Roman" w:hAnsi="Times New Roman" w:cs="Times New Roman"/>
-          <w:b/>
-          <w:bCs/>
-          <w:sz w:val="26"/>
-          <w:szCs w:val="26"/>
-        </w:rPr>
-        <w:t>&lt;X&gt;.</w:t>
       </w:r>
     </w:p>
     <w:p>
@@ -12358,13 +12215,7 @@
                                         <w:rPr>
                                           <w:rFonts w:ascii="Cambria Math" w:hAnsi="Cambria Math"/>
                                         </w:rPr>
-                                        <m:t>y</m:t>
-                                      </m:r>
-                                      <m:r>
-                                        <w:rPr>
-                                          <w:rFonts w:ascii="Cambria Math" w:hAnsi="Cambria Math"/>
-                                        </w:rPr>
-                                        <m:t>''(1)</m:t>
+                                        <m:t>y''(1)</m:t>
                                       </m:r>
                                     </m:e>
                                     <m:sup>
@@ -12475,13 +12326,7 @@
                                   <w:rPr>
                                     <w:rFonts w:ascii="Cambria Math" w:hAnsi="Cambria Math"/>
                                   </w:rPr>
-                                  <m:t>y</m:t>
-                                </m:r>
-                                <m:r>
-                                  <w:rPr>
-                                    <w:rFonts w:ascii="Cambria Math" w:hAnsi="Cambria Math"/>
-                                  </w:rPr>
-                                  <m:t>''(1)</m:t>
+                                  <m:t>y''(1)</m:t>
                                 </m:r>
                               </m:e>
                               <m:sup>
@@ -13190,7 +13035,7 @@
           </mc:Choice>
           <mc:Fallback>
             <w:pict>
-              <v:shape w14:anchorId="04E5C95D" id="Text Box 1" o:spid="_x0000_s1031" type="#_x0000_t202" style="position:absolute;left:0;text-align:left;margin-left:110.4pt;margin-top:30pt;width:247.2pt;height:45pt;z-index:251659264;visibility:visible;mso-wrap-style:square;mso-width-percent:0;mso-height-percent:0;mso-wrap-distance-left:9pt;mso-wrap-distance-top:0;mso-wrap-distance-right:9pt;mso-wrap-distance-bottom:0;mso-position-horizontal:absolute;mso-position-horizontal-relative:text;mso-position-vertical:absolute;mso-position-vertical-relative:text;mso-width-percent:0;mso-height-percent:0;mso-width-relative:margin;mso-height-relative:margin;v-text-anchor:middle" o:gfxdata="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" fillcolor="white [3201]" strokeweight=".5pt">
+              <v:shape w14:anchorId="3E65545D" id="Text Box 1" o:spid="_x0000_s1030" type="#_x0000_t202" style="position:absolute;left:0;text-align:left;margin-left:110.4pt;margin-top:30pt;width:247.2pt;height:45pt;z-index:251659264;visibility:visible;mso-wrap-style:square;mso-width-percent:0;mso-height-percent:0;mso-wrap-distance-left:9pt;mso-wrap-distance-top:0;mso-wrap-distance-right:9pt;mso-wrap-distance-bottom:0;mso-position-horizontal:absolute;mso-position-horizontal-relative:text;mso-position-vertical:absolute;mso-position-vertical-relative:text;mso-width-percent:0;mso-height-percent:0;mso-width-relative:margin;mso-height-relative:margin;v-text-anchor:middle" o:gfxdata="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" fillcolor="white [3201]" strokeweight=".5pt">
                 <v:textbox>
                   <w:txbxContent>
                     <w:p>
@@ -13576,10 +13421,10 @@
             <v:path o:extrusionok="f" gradientshapeok="t" o:connecttype="rect"/>
             <o:lock v:ext="edit" aspectratio="t"/>
           </v:shapetype>
-          <v:shape id="_x0000_i1030" type="#_x0000_t75" style="width:90.6pt;height:51.6pt" o:ole="">
+          <v:shape id="_x0000_i1025" type="#_x0000_t75" style="width:90.6pt;height:51.6pt" o:ole="">
             <v:imagedata r:id="rId12" o:title=""/>
           </v:shape>
-          <o:OLEObject Type="Embed" ProgID="Equation.DSMT4" ShapeID="_x0000_i1030" DrawAspect="Content" ObjectID="_1763122282" r:id="rId13"/>
+          <o:OLEObject Type="Embed" ProgID="Equation.DSMT4" ShapeID="_x0000_i1025" DrawAspect="Content" ObjectID="_1763128504" r:id="rId13"/>
         </w:object>
       </w:r>
     </w:p>
@@ -14638,7 +14483,1241 @@
           <w:sz w:val="26"/>
           <w:szCs w:val="26"/>
         </w:rPr>
-        <w:br/>
+        <w:t>% Khai báo biến t có kiểu Symbolic</w:t>
+      </w:r>
+    </w:p>
+    <w:p>
+      <w:pPr>
+        <w:spacing w:after="0" w:line="276" w:lineRule="auto"/>
+        <w:rPr>
+          <w:rFonts w:ascii="Times New Roman" w:eastAsia="Times New Roman" w:hAnsi="Times New Roman" w:cs="Times New Roman"/>
+          <w:color w:val="000000"/>
+          <w:sz w:val="26"/>
+          <w:szCs w:val="26"/>
+        </w:rPr>
+      </w:pPr>
+      <w:r>
+        <w:rPr>
+          <w:rFonts w:ascii="Times New Roman" w:eastAsia="Times New Roman" w:hAnsi="Times New Roman" w:cs="Times New Roman"/>
+          <w:color w:val="000000"/>
+          <w:sz w:val="26"/>
+          <w:szCs w:val="26"/>
+        </w:rPr>
+        <w:t>syms t;</w:t>
+      </w:r>
+    </w:p>
+    <w:p>
+      <w:pPr>
+        <w:spacing w:after="0" w:line="276" w:lineRule="auto"/>
+        <w:rPr>
+          <w:rFonts w:ascii="Times New Roman" w:eastAsia="Times New Roman" w:hAnsi="Times New Roman" w:cs="Times New Roman"/>
+          <w:color w:val="000000"/>
+          <w:sz w:val="26"/>
+          <w:szCs w:val="26"/>
+        </w:rPr>
+      </w:pPr>
+    </w:p>
+    <w:p>
+      <w:pPr>
+        <w:spacing w:after="0" w:line="276" w:lineRule="auto"/>
+        <w:rPr>
+          <w:rFonts w:ascii="Times New Roman" w:eastAsia="Times New Roman" w:hAnsi="Times New Roman" w:cs="Times New Roman"/>
+          <w:color w:val="000000"/>
+          <w:sz w:val="26"/>
+          <w:szCs w:val="26"/>
+        </w:rPr>
+      </w:pPr>
+      <w:r>
+        <w:rPr>
+          <w:rFonts w:ascii="Times New Roman" w:eastAsia="Times New Roman" w:hAnsi="Times New Roman" w:cs="Times New Roman"/>
+          <w:color w:val="000000"/>
+          <w:sz w:val="26"/>
+          <w:szCs w:val="26"/>
+        </w:rPr>
+        <w:t xml:space="preserve">% Yêu cầu người </w:t>
+      </w:r>
+      <w:r>
+        <w:rPr>
+          <w:rFonts w:ascii="Times New Roman" w:eastAsia="Times New Roman" w:hAnsi="Times New Roman" w:cs="Times New Roman"/>
+          <w:color w:val="000000"/>
+          <w:sz w:val="26"/>
+          <w:szCs w:val="26"/>
+        </w:rPr>
+        <w:t>dùng nhập phương trình tham số cho x và y rồi lưu vào biến r</w:t>
+      </w:r>
+    </w:p>
+    <w:p>
+      <w:pPr>
+        <w:spacing w:after="0" w:line="276" w:lineRule="auto"/>
+        <w:rPr>
+          <w:rFonts w:ascii="Times New Roman" w:eastAsia="Times New Roman" w:hAnsi="Times New Roman" w:cs="Times New Roman"/>
+          <w:color w:val="000000"/>
+          <w:sz w:val="26"/>
+          <w:szCs w:val="26"/>
+        </w:rPr>
+      </w:pPr>
+      <w:r>
+        <w:rPr>
+          <w:rFonts w:ascii="Times New Roman" w:eastAsia="Times New Roman" w:hAnsi="Times New Roman" w:cs="Times New Roman"/>
+          <w:color w:val="000000"/>
+          <w:sz w:val="26"/>
+          <w:szCs w:val="26"/>
+        </w:rPr>
+        <w:t>disp("Enter the parametric equations: ");</w:t>
+      </w:r>
+    </w:p>
+    <w:p>
+      <w:pPr>
+        <w:spacing w:after="0" w:line="276" w:lineRule="auto"/>
+        <w:rPr>
+          <w:rFonts w:ascii="Times New Roman" w:eastAsia="Times New Roman" w:hAnsi="Times New Roman" w:cs="Times New Roman"/>
+          <w:color w:val="000000"/>
+          <w:sz w:val="26"/>
+          <w:szCs w:val="26"/>
+        </w:rPr>
+      </w:pPr>
+      <w:r>
+        <w:rPr>
+          <w:rFonts w:ascii="Times New Roman" w:eastAsia="Times New Roman" w:hAnsi="Times New Roman" w:cs="Times New Roman"/>
+          <w:color w:val="000000"/>
+          <w:sz w:val="26"/>
+          <w:szCs w:val="26"/>
+        </w:rPr>
+        <w:t>r = sym([input("x: ") input("y: ")]);</w:t>
+      </w:r>
+    </w:p>
+    <w:p>
+      <w:pPr>
+        <w:spacing w:after="0" w:line="276" w:lineRule="auto"/>
+        <w:rPr>
+          <w:rFonts w:ascii="Times New Roman" w:eastAsia="Times New Roman" w:hAnsi="Times New Roman" w:cs="Times New Roman"/>
+          <w:color w:val="000000"/>
+          <w:sz w:val="26"/>
+          <w:szCs w:val="26"/>
+        </w:rPr>
+      </w:pPr>
+    </w:p>
+    <w:p>
+      <w:pPr>
+        <w:spacing w:after="0" w:line="276" w:lineRule="auto"/>
+        <w:rPr>
+          <w:rFonts w:ascii="Times New Roman" w:eastAsia="Times New Roman" w:hAnsi="Times New Roman" w:cs="Times New Roman"/>
+          <w:color w:val="000000"/>
+          <w:sz w:val="26"/>
+          <w:szCs w:val="26"/>
+        </w:rPr>
+      </w:pPr>
+      <w:r>
+        <w:rPr>
+          <w:rFonts w:ascii="Times New Roman" w:eastAsia="Times New Roman" w:hAnsi="Times New Roman" w:cs="Times New Roman"/>
+          <w:color w:val="000000"/>
+          <w:sz w:val="26"/>
+          <w:szCs w:val="26"/>
+        </w:rPr>
+        <w:t>% Nhập thời gian bắt đầu và kết thúc</w:t>
+      </w:r>
+    </w:p>
+    <w:p>
+      <w:pPr>
+        <w:spacing w:after="0" w:line="276" w:lineRule="auto"/>
+        <w:rPr>
+          <w:rFonts w:ascii="Times New Roman" w:eastAsia="Times New Roman" w:hAnsi="Times New Roman" w:cs="Times New Roman"/>
+          <w:color w:val="000000"/>
+          <w:sz w:val="26"/>
+          <w:szCs w:val="26"/>
+        </w:rPr>
+      </w:pPr>
+      <w:r>
+        <w:rPr>
+          <w:rFonts w:ascii="Times New Roman" w:eastAsia="Times New Roman" w:hAnsi="Times New Roman" w:cs="Times New Roman"/>
+          <w:color w:val="000000"/>
+          <w:sz w:val="26"/>
+          <w:szCs w:val="26"/>
+        </w:rPr>
+        <w:t>t_start = input("Starting time: ");</w:t>
+      </w:r>
+    </w:p>
+    <w:p>
+      <w:pPr>
+        <w:spacing w:after="0" w:line="276" w:lineRule="auto"/>
+        <w:rPr>
+          <w:rFonts w:ascii="Times New Roman" w:eastAsia="Times New Roman" w:hAnsi="Times New Roman" w:cs="Times New Roman"/>
+          <w:color w:val="000000"/>
+          <w:sz w:val="26"/>
+          <w:szCs w:val="26"/>
+        </w:rPr>
+      </w:pPr>
+      <w:r>
+        <w:rPr>
+          <w:rFonts w:ascii="Times New Roman" w:eastAsia="Times New Roman" w:hAnsi="Times New Roman" w:cs="Times New Roman"/>
+          <w:color w:val="000000"/>
+          <w:sz w:val="26"/>
+          <w:szCs w:val="26"/>
+        </w:rPr>
+        <w:t>t_end = input("End time: ");</w:t>
+      </w:r>
+    </w:p>
+    <w:p>
+      <w:pPr>
+        <w:spacing w:after="0" w:line="276" w:lineRule="auto"/>
+        <w:rPr>
+          <w:rFonts w:ascii="Times New Roman" w:eastAsia="Times New Roman" w:hAnsi="Times New Roman" w:cs="Times New Roman"/>
+          <w:color w:val="000000"/>
+          <w:sz w:val="26"/>
+          <w:szCs w:val="26"/>
+        </w:rPr>
+      </w:pPr>
+    </w:p>
+    <w:p>
+      <w:pPr>
+        <w:spacing w:after="0" w:line="276" w:lineRule="auto"/>
+        <w:rPr>
+          <w:rFonts w:ascii="Times New Roman" w:eastAsia="Times New Roman" w:hAnsi="Times New Roman" w:cs="Times New Roman"/>
+          <w:color w:val="000000"/>
+          <w:sz w:val="26"/>
+          <w:szCs w:val="26"/>
+        </w:rPr>
+      </w:pPr>
+      <w:r>
+        <w:rPr>
+          <w:rFonts w:ascii="Times New Roman" w:eastAsia="Times New Roman" w:hAnsi="Times New Roman" w:cs="Times New Roman"/>
+          <w:color w:val="000000"/>
+          <w:sz w:val="26"/>
+          <w:szCs w:val="26"/>
+        </w:rPr>
+        <w:t>% Nhập thời điểm muốn tính độ lớn gia tốc</w:t>
+      </w:r>
+    </w:p>
+    <w:p>
+      <w:pPr>
+        <w:spacing w:after="0" w:line="276" w:lineRule="auto"/>
+        <w:rPr>
+          <w:rFonts w:ascii="Times New Roman" w:eastAsia="Times New Roman" w:hAnsi="Times New Roman" w:cs="Times New Roman"/>
+          <w:color w:val="000000"/>
+          <w:sz w:val="26"/>
+          <w:szCs w:val="26"/>
+        </w:rPr>
+      </w:pPr>
+      <w:r>
+        <w:rPr>
+          <w:rFonts w:ascii="Times New Roman" w:eastAsia="Times New Roman" w:hAnsi="Times New Roman" w:cs="Times New Roman"/>
+          <w:color w:val="000000"/>
+          <w:sz w:val="26"/>
+          <w:szCs w:val="26"/>
+        </w:rPr>
+        <w:t>t0 = input("Calculate the magnitude of acceleration at t = ");</w:t>
+      </w:r>
+    </w:p>
+    <w:p>
+      <w:pPr>
+        <w:spacing w:after="0" w:line="276" w:lineRule="auto"/>
+        <w:rPr>
+          <w:rFonts w:ascii="Times New Roman" w:eastAsia="Times New Roman" w:hAnsi="Times New Roman" w:cs="Times New Roman"/>
+          <w:color w:val="000000"/>
+          <w:sz w:val="26"/>
+          <w:szCs w:val="26"/>
+        </w:rPr>
+      </w:pPr>
+    </w:p>
+    <w:p>
+      <w:pPr>
+        <w:spacing w:after="0" w:line="276" w:lineRule="auto"/>
+        <w:rPr>
+          <w:rFonts w:ascii="Times New Roman" w:eastAsia="Times New Roman" w:hAnsi="Times New Roman" w:cs="Times New Roman"/>
+          <w:color w:val="000000"/>
+          <w:sz w:val="26"/>
+          <w:szCs w:val="26"/>
+        </w:rPr>
+      </w:pPr>
+      <w:r>
+        <w:rPr>
+          <w:rFonts w:ascii="Times New Roman" w:eastAsia="Times New Roman" w:hAnsi="Times New Roman" w:cs="Times New Roman"/>
+          <w:color w:val="000000"/>
+          <w:sz w:val="26"/>
+          <w:szCs w:val="26"/>
+        </w:rPr>
+        <w:t>% Vẽ đồ thị</w:t>
+      </w:r>
+    </w:p>
+    <w:p>
+      <w:pPr>
+        <w:spacing w:after="0" w:line="276" w:lineRule="auto"/>
+        <w:rPr>
+          <w:rFonts w:ascii="Times New Roman" w:eastAsia="Times New Roman" w:hAnsi="Times New Roman" w:cs="Times New Roman"/>
+          <w:color w:val="000000"/>
+          <w:sz w:val="26"/>
+          <w:szCs w:val="26"/>
+        </w:rPr>
+      </w:pPr>
+      <w:r>
+        <w:rPr>
+          <w:rFonts w:ascii="Times New Roman" w:eastAsia="Times New Roman" w:hAnsi="Times New Roman" w:cs="Times New Roman"/>
+          <w:color w:val="000000"/>
+          <w:sz w:val="26"/>
+          <w:szCs w:val="26"/>
+        </w:rPr>
+        <w:t>fig = figure(1);</w:t>
+      </w:r>
+    </w:p>
+    <w:p>
+      <w:pPr>
+        <w:spacing w:after="0" w:line="276" w:lineRule="auto"/>
+        <w:rPr>
+          <w:rFonts w:ascii="Times New Roman" w:eastAsia="Times New Roman" w:hAnsi="Times New Roman" w:cs="Times New Roman"/>
+          <w:color w:val="000000"/>
+          <w:sz w:val="26"/>
+          <w:szCs w:val="26"/>
+        </w:rPr>
+      </w:pPr>
+      <w:r>
+        <w:rPr>
+          <w:rFonts w:ascii="Times New Roman" w:eastAsia="Times New Roman" w:hAnsi="Times New Roman" w:cs="Times New Roman"/>
+          <w:color w:val="000000"/>
+          <w:sz w:val="26"/>
+          <w:szCs w:val="26"/>
+        </w:rPr>
+        <w:t>subplot(1, 1, 1);</w:t>
+      </w:r>
+    </w:p>
+    <w:p>
+      <w:pPr>
+        <w:spacing w:after="0" w:line="276" w:lineRule="auto"/>
+        <w:rPr>
+          <w:rFonts w:ascii="Times New Roman" w:eastAsia="Times New Roman" w:hAnsi="Times New Roman" w:cs="Times New Roman"/>
+          <w:color w:val="000000"/>
+          <w:sz w:val="26"/>
+          <w:szCs w:val="26"/>
+        </w:rPr>
+      </w:pPr>
+      <w:r>
+        <w:rPr>
+          <w:rFonts w:ascii="Times New Roman" w:eastAsia="Times New Roman" w:hAnsi="Times New Roman" w:cs="Times New Roman"/>
+          <w:color w:val="000000"/>
+          <w:sz w:val="26"/>
+          <w:szCs w:val="26"/>
+        </w:rPr>
+        <w:t>title("Motion Trajectory");</w:t>
+      </w:r>
+    </w:p>
+    <w:p>
+      <w:pPr>
+        <w:spacing w:after="0" w:line="276" w:lineRule="auto"/>
+        <w:rPr>
+          <w:rFonts w:ascii="Times New Roman" w:eastAsia="Times New Roman" w:hAnsi="Times New Roman" w:cs="Times New Roman"/>
+          <w:color w:val="000000"/>
+          <w:sz w:val="26"/>
+          <w:szCs w:val="26"/>
+        </w:rPr>
+      </w:pPr>
+      <w:r>
+        <w:rPr>
+          <w:rFonts w:ascii="Times New Roman" w:eastAsia="Times New Roman" w:hAnsi="Times New Roman" w:cs="Times New Roman"/>
+          <w:color w:val="000000"/>
+          <w:sz w:val="26"/>
+          <w:szCs w:val="26"/>
+        </w:rPr>
+        <w:t>xlabel("x (m)");</w:t>
+      </w:r>
+    </w:p>
+    <w:p>
+      <w:pPr>
+        <w:spacing w:after="0" w:line="276" w:lineRule="auto"/>
+        <w:rPr>
+          <w:rFonts w:ascii="Times New Roman" w:eastAsia="Times New Roman" w:hAnsi="Times New Roman" w:cs="Times New Roman"/>
+          <w:color w:val="000000"/>
+          <w:sz w:val="26"/>
+          <w:szCs w:val="26"/>
+        </w:rPr>
+      </w:pPr>
+      <w:r>
+        <w:rPr>
+          <w:rFonts w:ascii="Times New Roman" w:eastAsia="Times New Roman" w:hAnsi="Times New Roman" w:cs="Times New Roman"/>
+          <w:color w:val="000000"/>
+          <w:sz w:val="26"/>
+          <w:szCs w:val="26"/>
+        </w:rPr>
+        <w:t>ylabel("y (m)");</w:t>
+      </w:r>
+    </w:p>
+    <w:p>
+      <w:pPr>
+        <w:spacing w:after="0" w:line="276" w:lineRule="auto"/>
+        <w:rPr>
+          <w:rFonts w:ascii="Times New Roman" w:eastAsia="Times New Roman" w:hAnsi="Times New Roman" w:cs="Times New Roman"/>
+          <w:color w:val="000000"/>
+          <w:sz w:val="26"/>
+          <w:szCs w:val="26"/>
+        </w:rPr>
+      </w:pPr>
+      <w:r>
+        <w:rPr>
+          <w:rFonts w:ascii="Times New Roman" w:eastAsia="Times New Roman" w:hAnsi="Times New Roman" w:cs="Times New Roman"/>
+          <w:color w:val="000000"/>
+          <w:sz w:val="26"/>
+          <w:szCs w:val="26"/>
+        </w:rPr>
+        <w:t>[left, right, bottom, top] = autofit(r(1), r(2), t_start, t_end);</w:t>
+      </w:r>
+    </w:p>
+    <w:p>
+      <w:pPr>
+        <w:spacing w:after="0" w:line="276" w:lineRule="auto"/>
+        <w:rPr>
+          <w:rFonts w:ascii="Times New Roman" w:eastAsia="Times New Roman" w:hAnsi="Times New Roman" w:cs="Times New Roman"/>
+          <w:color w:val="000000"/>
+          <w:sz w:val="26"/>
+          <w:szCs w:val="26"/>
+        </w:rPr>
+      </w:pPr>
+      <w:r>
+        <w:rPr>
+          <w:rFonts w:ascii="Times New Roman" w:eastAsia="Times New Roman" w:hAnsi="Times New Roman" w:cs="Times New Roman"/>
+          <w:color w:val="000000"/>
+          <w:sz w:val="26"/>
+          <w:szCs w:val="26"/>
+        </w:rPr>
+        <w:t>xlim([left, right]);</w:t>
+      </w:r>
+    </w:p>
+    <w:p>
+      <w:pPr>
+        <w:spacing w:after="0" w:line="276" w:lineRule="auto"/>
+        <w:rPr>
+          <w:rFonts w:ascii="Times New Roman" w:eastAsia="Times New Roman" w:hAnsi="Times New Roman" w:cs="Times New Roman"/>
+          <w:color w:val="000000"/>
+          <w:sz w:val="26"/>
+          <w:szCs w:val="26"/>
+        </w:rPr>
+      </w:pPr>
+      <w:r>
+        <w:rPr>
+          <w:rFonts w:ascii="Times New Roman" w:eastAsia="Times New Roman" w:hAnsi="Times New Roman" w:cs="Times New Roman"/>
+          <w:color w:val="000000"/>
+          <w:sz w:val="26"/>
+          <w:szCs w:val="26"/>
+        </w:rPr>
+        <w:t>ylim([bottom, top]);</w:t>
+      </w:r>
+    </w:p>
+    <w:p>
+      <w:pPr>
+        <w:spacing w:after="0" w:line="276" w:lineRule="auto"/>
+        <w:rPr>
+          <w:rFonts w:ascii="Times New Roman" w:eastAsia="Times New Roman" w:hAnsi="Times New Roman" w:cs="Times New Roman"/>
+          <w:color w:val="000000"/>
+          <w:sz w:val="26"/>
+          <w:szCs w:val="26"/>
+        </w:rPr>
+      </w:pPr>
+      <w:r>
+        <w:rPr>
+          <w:rFonts w:ascii="Times New Roman" w:eastAsia="Times New Roman" w:hAnsi="Times New Roman" w:cs="Times New Roman"/>
+          <w:color w:val="000000"/>
+          <w:sz w:val="26"/>
+          <w:szCs w:val="26"/>
+        </w:rPr>
+        <w:t>hold on;</w:t>
+      </w:r>
+    </w:p>
+    <w:p>
+      <w:pPr>
+        <w:spacing w:after="0" w:line="276" w:lineRule="auto"/>
+        <w:rPr>
+          <w:rFonts w:ascii="Times New Roman" w:eastAsia="Times New Roman" w:hAnsi="Times New Roman" w:cs="Times New Roman"/>
+          <w:color w:val="000000"/>
+          <w:sz w:val="26"/>
+          <w:szCs w:val="26"/>
+        </w:rPr>
+      </w:pPr>
+      <w:r>
+        <w:rPr>
+          <w:rFonts w:ascii="Times New Roman" w:eastAsia="Times New Roman" w:hAnsi="Times New Roman" w:cs="Times New Roman"/>
+          <w:color w:val="000000"/>
+          <w:sz w:val="26"/>
+          <w:szCs w:val="26"/>
+        </w:rPr>
+        <w:t>grid on</w:t>
+      </w:r>
+      <w:r>
+        <w:rPr>
+          <w:rFonts w:ascii="Times New Roman" w:eastAsia="Times New Roman" w:hAnsi="Times New Roman" w:cs="Times New Roman"/>
+          <w:color w:val="000000"/>
+          <w:sz w:val="26"/>
+          <w:szCs w:val="26"/>
+        </w:rPr>
+        <w:t>;</w:t>
+      </w:r>
+    </w:p>
+    <w:p>
+      <w:pPr>
+        <w:spacing w:after="0" w:line="276" w:lineRule="auto"/>
+        <w:rPr>
+          <w:rFonts w:ascii="Times New Roman" w:eastAsia="Times New Roman" w:hAnsi="Times New Roman" w:cs="Times New Roman"/>
+          <w:color w:val="000000"/>
+          <w:sz w:val="26"/>
+          <w:szCs w:val="26"/>
+        </w:rPr>
+      </w:pPr>
+      <w:r>
+        <w:rPr>
+          <w:rFonts w:ascii="Times New Roman" w:eastAsia="Times New Roman" w:hAnsi="Times New Roman" w:cs="Times New Roman"/>
+          <w:color w:val="000000"/>
+          <w:sz w:val="26"/>
+          <w:szCs w:val="26"/>
+        </w:rPr>
+        <w:t>fplot(r(1), r(2), [t_start t_end]);</w:t>
+      </w:r>
+    </w:p>
+    <w:p>
+      <w:pPr>
+        <w:spacing w:after="0" w:line="276" w:lineRule="auto"/>
+        <w:rPr>
+          <w:rFonts w:ascii="Times New Roman" w:eastAsia="Times New Roman" w:hAnsi="Times New Roman" w:cs="Times New Roman"/>
+          <w:color w:val="000000"/>
+          <w:sz w:val="26"/>
+          <w:szCs w:val="26"/>
+        </w:rPr>
+      </w:pPr>
+    </w:p>
+    <w:p>
+      <w:pPr>
+        <w:spacing w:after="0" w:line="276" w:lineRule="auto"/>
+        <w:rPr>
+          <w:rFonts w:ascii="Times New Roman" w:eastAsia="Times New Roman" w:hAnsi="Times New Roman" w:cs="Times New Roman"/>
+          <w:color w:val="000000"/>
+          <w:sz w:val="26"/>
+          <w:szCs w:val="26"/>
+        </w:rPr>
+      </w:pPr>
+      <w:r>
+        <w:rPr>
+          <w:rFonts w:ascii="Times New Roman" w:eastAsia="Times New Roman" w:hAnsi="Times New Roman" w:cs="Times New Roman"/>
+          <w:color w:val="000000"/>
+          <w:sz w:val="26"/>
+          <w:szCs w:val="26"/>
+        </w:rPr>
+        <w:t>% Tính đạo hàm cấp 2 của r rồi gán cho a</w:t>
+      </w:r>
+    </w:p>
+    <w:p>
+      <w:pPr>
+        <w:spacing w:after="0" w:line="276" w:lineRule="auto"/>
+        <w:rPr>
+          <w:rFonts w:ascii="Times New Roman" w:eastAsia="Times New Roman" w:hAnsi="Times New Roman" w:cs="Times New Roman"/>
+          <w:color w:val="000000"/>
+          <w:sz w:val="26"/>
+          <w:szCs w:val="26"/>
+        </w:rPr>
+      </w:pPr>
+      <w:r>
+        <w:rPr>
+          <w:rFonts w:ascii="Times New Roman" w:eastAsia="Times New Roman" w:hAnsi="Times New Roman" w:cs="Times New Roman"/>
+          <w:color w:val="000000"/>
+          <w:sz w:val="26"/>
+          <w:szCs w:val="26"/>
+        </w:rPr>
+        <w:t>a = diff(r,t,2);</w:t>
+      </w:r>
+    </w:p>
+    <w:p>
+      <w:pPr>
+        <w:spacing w:after="0" w:line="276" w:lineRule="auto"/>
+        <w:rPr>
+          <w:rFonts w:ascii="Times New Roman" w:eastAsia="Times New Roman" w:hAnsi="Times New Roman" w:cs="Times New Roman"/>
+          <w:color w:val="000000"/>
+          <w:sz w:val="26"/>
+          <w:szCs w:val="26"/>
+        </w:rPr>
+      </w:pPr>
+    </w:p>
+    <w:p>
+      <w:pPr>
+        <w:spacing w:after="0" w:line="276" w:lineRule="auto"/>
+        <w:rPr>
+          <w:rFonts w:ascii="Times New Roman" w:eastAsia="Times New Roman" w:hAnsi="Times New Roman" w:cs="Times New Roman"/>
+          <w:color w:val="000000"/>
+          <w:sz w:val="26"/>
+          <w:szCs w:val="26"/>
+        </w:rPr>
+      </w:pPr>
+      <w:r>
+        <w:rPr>
+          <w:rFonts w:ascii="Times New Roman" w:eastAsia="Times New Roman" w:hAnsi="Times New Roman" w:cs="Times New Roman"/>
+          <w:color w:val="000000"/>
+          <w:sz w:val="26"/>
+          <w:szCs w:val="26"/>
+        </w:rPr>
+        <w:t>%</w:t>
+      </w:r>
+      <w:r>
+        <w:rPr>
+          <w:rFonts w:ascii="Times New Roman" w:eastAsia="Times New Roman" w:hAnsi="Times New Roman" w:cs="Times New Roman"/>
+          <w:color w:val="000000"/>
+          <w:sz w:val="26"/>
+          <w:szCs w:val="26"/>
+        </w:rPr>
+        <w:t xml:space="preserve"> Tính độ lớn của a tại thời điểm t0 và in ra kết quả</w:t>
+      </w:r>
+    </w:p>
+    <w:p>
+      <w:pPr>
+        <w:spacing w:after="0" w:line="276" w:lineRule="auto"/>
+        <w:rPr>
+          <w:rFonts w:ascii="Times New Roman" w:eastAsia="Times New Roman" w:hAnsi="Times New Roman" w:cs="Times New Roman"/>
+          <w:color w:val="000000"/>
+          <w:sz w:val="26"/>
+          <w:szCs w:val="26"/>
+        </w:rPr>
+      </w:pPr>
+      <w:r>
+        <w:rPr>
+          <w:rFonts w:ascii="Times New Roman" w:eastAsia="Times New Roman" w:hAnsi="Times New Roman" w:cs="Times New Roman"/>
+          <w:color w:val="000000"/>
+          <w:sz w:val="26"/>
+          <w:szCs w:val="26"/>
+        </w:rPr>
+        <w:t>a_length = subs(norm(a), t0);</w:t>
+      </w:r>
+    </w:p>
+    <w:p>
+      <w:pPr>
+        <w:spacing w:after="0" w:line="276" w:lineRule="auto"/>
+        <w:rPr>
+          <w:rFonts w:ascii="Times New Roman" w:eastAsia="Times New Roman" w:hAnsi="Times New Roman" w:cs="Times New Roman"/>
+          <w:color w:val="000000"/>
+          <w:sz w:val="26"/>
+          <w:szCs w:val="26"/>
+        </w:rPr>
+      </w:pPr>
+      <w:r>
+        <w:rPr>
+          <w:rFonts w:ascii="Times New Roman" w:eastAsia="Times New Roman" w:hAnsi="Times New Roman" w:cs="Times New Roman"/>
+          <w:color w:val="000000"/>
+          <w:sz w:val="26"/>
+          <w:szCs w:val="26"/>
+        </w:rPr>
+        <w:t>disp("The magnitude of acceleration at t = " + string(t0) + "s (SI unit) is " +</w:t>
+      </w:r>
+      <w:r>
+        <w:rPr>
+          <w:rFonts w:ascii="Times New Roman" w:eastAsia="Times New Roman" w:hAnsi="Times New Roman" w:cs="Times New Roman"/>
+          <w:color w:val="000000"/>
+          <w:sz w:val="26"/>
+          <w:szCs w:val="26"/>
+        </w:rPr>
+        <w:t xml:space="preserve"> …</w:t>
+      </w:r>
+    </w:p>
+    <w:p>
+      <w:pPr>
+        <w:spacing w:after="0" w:line="276" w:lineRule="auto"/>
+        <w:rPr>
+          <w:rFonts w:ascii="Times New Roman" w:eastAsia="Times New Roman" w:hAnsi="Times New Roman" w:cs="Times New Roman"/>
+          <w:color w:val="000000"/>
+          <w:sz w:val="26"/>
+          <w:szCs w:val="26"/>
+        </w:rPr>
+      </w:pPr>
+      <w:r>
+        <w:rPr>
+          <w:rFonts w:ascii="Times New Roman" w:eastAsia="Times New Roman" w:hAnsi="Times New Roman" w:cs="Times New Roman"/>
+          <w:color w:val="000000"/>
+          <w:sz w:val="26"/>
+          <w:szCs w:val="26"/>
+        </w:rPr>
+        <w:t>string(double(a_length)) + " m/s2");</w:t>
+      </w:r>
+    </w:p>
+    <w:p>
+      <w:pPr>
+        <w:spacing w:after="0" w:line="276" w:lineRule="auto"/>
+        <w:rPr>
+          <w:rFonts w:ascii="Times New Roman" w:eastAsia="Times New Roman" w:hAnsi="Times New Roman" w:cs="Times New Roman"/>
+          <w:color w:val="000000"/>
+          <w:sz w:val="26"/>
+          <w:szCs w:val="26"/>
+        </w:rPr>
+      </w:pPr>
+    </w:p>
+    <w:p>
+      <w:pPr>
+        <w:spacing w:after="0" w:line="276" w:lineRule="auto"/>
+        <w:rPr>
+          <w:rFonts w:ascii="Times New Roman" w:eastAsia="Times New Roman" w:hAnsi="Times New Roman" w:cs="Times New Roman"/>
+          <w:color w:val="000000"/>
+          <w:sz w:val="26"/>
+          <w:szCs w:val="26"/>
+        </w:rPr>
+      </w:pPr>
+      <w:r>
+        <w:rPr>
+          <w:rFonts w:ascii="Times New Roman" w:eastAsia="Times New Roman" w:hAnsi="Times New Roman" w:cs="Times New Roman"/>
+          <w:color w:val="000000"/>
+          <w:sz w:val="26"/>
+          <w:szCs w:val="26"/>
+        </w:rPr>
+        <w:lastRenderedPageBreak/>
+        <w:t>% Hàm này có tác dụng căn chỉnh giới hạn của các trục tọa độ sao cho đồ thị được hiển</w:t>
+      </w:r>
+    </w:p>
+    <w:p>
+      <w:pPr>
+        <w:spacing w:after="0" w:line="276" w:lineRule="auto"/>
+        <w:rPr>
+          <w:rFonts w:ascii="Times New Roman" w:eastAsia="Times New Roman" w:hAnsi="Times New Roman" w:cs="Times New Roman"/>
+          <w:color w:val="000000"/>
+          <w:sz w:val="26"/>
+          <w:szCs w:val="26"/>
+        </w:rPr>
+      </w:pPr>
+      <w:r>
+        <w:rPr>
+          <w:rFonts w:ascii="Times New Roman" w:eastAsia="Times New Roman" w:hAnsi="Times New Roman" w:cs="Times New Roman"/>
+          <w:color w:val="000000"/>
+          <w:sz w:val="26"/>
+          <w:szCs w:val="26"/>
+        </w:rPr>
+        <w:t>% thị đầy đủ và đẹp mắt</w:t>
+      </w:r>
+    </w:p>
+    <w:p>
+      <w:pPr>
+        <w:spacing w:after="0" w:line="276" w:lineRule="auto"/>
+        <w:rPr>
+          <w:rFonts w:ascii="Times New Roman" w:eastAsia="Times New Roman" w:hAnsi="Times New Roman" w:cs="Times New Roman"/>
+          <w:color w:val="000000"/>
+          <w:sz w:val="26"/>
+          <w:szCs w:val="26"/>
+        </w:rPr>
+      </w:pPr>
+      <w:r>
+        <w:rPr>
+          <w:rFonts w:ascii="Times New Roman" w:eastAsia="Times New Roman" w:hAnsi="Times New Roman" w:cs="Times New Roman"/>
+          <w:color w:val="000000"/>
+          <w:sz w:val="26"/>
+          <w:szCs w:val="26"/>
+        </w:rPr>
+        <w:t>function [left, right, bottom, top] = autofit(x, y, t_start, t_end)</w:t>
+      </w:r>
+    </w:p>
+    <w:p>
+      <w:pPr>
+        <w:spacing w:after="0" w:line="276" w:lineRule="auto"/>
+        <w:rPr>
+          <w:rFonts w:ascii="Times New Roman" w:eastAsia="Times New Roman" w:hAnsi="Times New Roman" w:cs="Times New Roman"/>
+          <w:color w:val="000000"/>
+          <w:sz w:val="26"/>
+          <w:szCs w:val="26"/>
+        </w:rPr>
+      </w:pPr>
+      <w:r>
+        <w:rPr>
+          <w:rFonts w:ascii="Times New Roman" w:eastAsia="Times New Roman" w:hAnsi="Times New Roman" w:cs="Times New Roman"/>
+          <w:color w:val="000000"/>
+          <w:sz w:val="26"/>
+          <w:szCs w:val="26"/>
+        </w:rPr>
+        <w:t xml:space="preserve">    resolution = (t_end - t_start) / 10;</w:t>
+      </w:r>
+    </w:p>
+    <w:p>
+      <w:pPr>
+        <w:spacing w:after="0" w:line="276" w:lineRule="auto"/>
+        <w:rPr>
+          <w:rFonts w:ascii="Times New Roman" w:eastAsia="Times New Roman" w:hAnsi="Times New Roman" w:cs="Times New Roman"/>
+          <w:color w:val="000000"/>
+          <w:sz w:val="26"/>
+          <w:szCs w:val="26"/>
+        </w:rPr>
+      </w:pPr>
+      <w:r>
+        <w:rPr>
+          <w:rFonts w:ascii="Times New Roman" w:eastAsia="Times New Roman" w:hAnsi="Times New Roman" w:cs="Times New Roman"/>
+          <w:color w:val="000000"/>
+          <w:sz w:val="26"/>
+          <w:szCs w:val="26"/>
+        </w:rPr>
+        <w:t xml:space="preserve">    timestamps = t_start:resolution:t_end;</w:t>
+      </w:r>
+    </w:p>
+    <w:p>
+      <w:pPr>
+        <w:spacing w:after="0" w:line="276" w:lineRule="auto"/>
+        <w:rPr>
+          <w:rFonts w:ascii="Times New Roman" w:eastAsia="Times New Roman" w:hAnsi="Times New Roman" w:cs="Times New Roman"/>
+          <w:color w:val="000000"/>
+          <w:sz w:val="26"/>
+          <w:szCs w:val="26"/>
+        </w:rPr>
+      </w:pPr>
+      <w:r>
+        <w:rPr>
+          <w:rFonts w:ascii="Times New Roman" w:eastAsia="Times New Roman" w:hAnsi="Times New Roman" w:cs="Times New Roman"/>
+          <w:color w:val="000000"/>
+          <w:sz w:val="26"/>
+          <w:szCs w:val="26"/>
+        </w:rPr>
+        <w:t xml:space="preserve">    x_coords = subs(x, timestamps);</w:t>
+      </w:r>
+    </w:p>
+    <w:p>
+      <w:pPr>
+        <w:spacing w:after="0" w:line="276" w:lineRule="auto"/>
+        <w:rPr>
+          <w:rFonts w:ascii="Times New Roman" w:eastAsia="Times New Roman" w:hAnsi="Times New Roman" w:cs="Times New Roman"/>
+          <w:color w:val="000000"/>
+          <w:sz w:val="26"/>
+          <w:szCs w:val="26"/>
+        </w:rPr>
+      </w:pPr>
+      <w:r>
+        <w:rPr>
+          <w:rFonts w:ascii="Times New Roman" w:eastAsia="Times New Roman" w:hAnsi="Times New Roman" w:cs="Times New Roman"/>
+          <w:color w:val="000000"/>
+          <w:sz w:val="26"/>
+          <w:szCs w:val="26"/>
+        </w:rPr>
+        <w:t xml:space="preserve">    y_coords = subs(y, timestamps);</w:t>
+      </w:r>
+    </w:p>
+    <w:p>
+      <w:pPr>
+        <w:spacing w:after="0" w:line="276" w:lineRule="auto"/>
+        <w:rPr>
+          <w:rFonts w:ascii="Times New Roman" w:eastAsia="Times New Roman" w:hAnsi="Times New Roman" w:cs="Times New Roman"/>
+          <w:color w:val="000000"/>
+          <w:sz w:val="26"/>
+          <w:szCs w:val="26"/>
+        </w:rPr>
+      </w:pPr>
+      <w:r>
+        <w:rPr>
+          <w:rFonts w:ascii="Times New Roman" w:eastAsia="Times New Roman" w:hAnsi="Times New Roman" w:cs="Times New Roman"/>
+          <w:color w:val="000000"/>
+          <w:sz w:val="26"/>
+          <w:szCs w:val="26"/>
+        </w:rPr>
+        <w:t xml:space="preserve">    x_left = double(min(x_coords));</w:t>
+      </w:r>
+    </w:p>
+    <w:p>
+      <w:pPr>
+        <w:spacing w:after="0" w:line="276" w:lineRule="auto"/>
+        <w:rPr>
+          <w:rFonts w:ascii="Times New Roman" w:eastAsia="Times New Roman" w:hAnsi="Times New Roman" w:cs="Times New Roman"/>
+          <w:color w:val="000000"/>
+          <w:sz w:val="26"/>
+          <w:szCs w:val="26"/>
+        </w:rPr>
+      </w:pPr>
+      <w:r>
+        <w:rPr>
+          <w:rFonts w:ascii="Times New Roman" w:eastAsia="Times New Roman" w:hAnsi="Times New Roman" w:cs="Times New Roman"/>
+          <w:color w:val="000000"/>
+          <w:sz w:val="26"/>
+          <w:szCs w:val="26"/>
+        </w:rPr>
+        <w:t xml:space="preserve">    x_right = double(max(x_coords));</w:t>
+      </w:r>
+    </w:p>
+    <w:p>
+      <w:pPr>
+        <w:spacing w:after="0" w:line="276" w:lineRule="auto"/>
+        <w:rPr>
+          <w:rFonts w:ascii="Times New Roman" w:eastAsia="Times New Roman" w:hAnsi="Times New Roman" w:cs="Times New Roman"/>
+          <w:color w:val="000000"/>
+          <w:sz w:val="26"/>
+          <w:szCs w:val="26"/>
+        </w:rPr>
+      </w:pPr>
+      <w:r>
+        <w:rPr>
+          <w:rFonts w:ascii="Times New Roman" w:eastAsia="Times New Roman" w:hAnsi="Times New Roman" w:cs="Times New Roman"/>
+          <w:color w:val="000000"/>
+          <w:sz w:val="26"/>
+          <w:szCs w:val="26"/>
+        </w:rPr>
+        <w:t xml:space="preserve">    x_range = x_right - x_left;</w:t>
+      </w:r>
+    </w:p>
+    <w:p>
+      <w:pPr>
+        <w:spacing w:after="0" w:line="276" w:lineRule="auto"/>
+        <w:rPr>
+          <w:rFonts w:ascii="Times New Roman" w:eastAsia="Times New Roman" w:hAnsi="Times New Roman" w:cs="Times New Roman"/>
+          <w:color w:val="000000"/>
+          <w:sz w:val="26"/>
+          <w:szCs w:val="26"/>
+        </w:rPr>
+      </w:pPr>
+      <w:r>
+        <w:rPr>
+          <w:rFonts w:ascii="Times New Roman" w:eastAsia="Times New Roman" w:hAnsi="Times New Roman" w:cs="Times New Roman"/>
+          <w:color w:val="000000"/>
+          <w:sz w:val="26"/>
+          <w:szCs w:val="26"/>
+        </w:rPr>
+        <w:t xml:space="preserve">    y_bottom = double(min(y_coords));</w:t>
+      </w:r>
+    </w:p>
+    <w:p>
+      <w:pPr>
+        <w:spacing w:after="0" w:line="276" w:lineRule="auto"/>
+        <w:rPr>
+          <w:rFonts w:ascii="Times New Roman" w:eastAsia="Times New Roman" w:hAnsi="Times New Roman" w:cs="Times New Roman"/>
+          <w:color w:val="000000"/>
+          <w:sz w:val="26"/>
+          <w:szCs w:val="26"/>
+        </w:rPr>
+      </w:pPr>
+      <w:r>
+        <w:rPr>
+          <w:rFonts w:ascii="Times New Roman" w:eastAsia="Times New Roman" w:hAnsi="Times New Roman" w:cs="Times New Roman"/>
+          <w:color w:val="000000"/>
+          <w:sz w:val="26"/>
+          <w:szCs w:val="26"/>
+        </w:rPr>
+        <w:t xml:space="preserve">    y_top = double(max(y_coords));</w:t>
+      </w:r>
+    </w:p>
+    <w:p>
+      <w:pPr>
+        <w:spacing w:after="0" w:line="276" w:lineRule="auto"/>
+        <w:rPr>
+          <w:rFonts w:ascii="Times New Roman" w:eastAsia="Times New Roman" w:hAnsi="Times New Roman" w:cs="Times New Roman"/>
+          <w:color w:val="000000"/>
+          <w:sz w:val="26"/>
+          <w:szCs w:val="26"/>
+        </w:rPr>
+      </w:pPr>
+      <w:r>
+        <w:rPr>
+          <w:rFonts w:ascii="Times New Roman" w:eastAsia="Times New Roman" w:hAnsi="Times New Roman" w:cs="Times New Roman"/>
+          <w:color w:val="000000"/>
+          <w:sz w:val="26"/>
+          <w:szCs w:val="26"/>
+        </w:rPr>
+        <w:t xml:space="preserve">    y_range = y_top - y_bottom;</w:t>
+      </w:r>
+    </w:p>
+    <w:p>
+      <w:pPr>
+        <w:spacing w:after="0" w:line="276" w:lineRule="auto"/>
+        <w:rPr>
+          <w:rFonts w:ascii="Times New Roman" w:eastAsia="Times New Roman" w:hAnsi="Times New Roman" w:cs="Times New Roman"/>
+          <w:color w:val="000000"/>
+          <w:sz w:val="26"/>
+          <w:szCs w:val="26"/>
+        </w:rPr>
+      </w:pPr>
+      <w:r>
+        <w:rPr>
+          <w:rFonts w:ascii="Times New Roman" w:eastAsia="Times New Roman" w:hAnsi="Times New Roman" w:cs="Times New Roman"/>
+          <w:color w:val="000000"/>
+          <w:sz w:val="26"/>
+          <w:szCs w:val="26"/>
+        </w:rPr>
+        <w:t xml:space="preserve">    if x_range &gt; y_range</w:t>
+      </w:r>
+    </w:p>
+    <w:p>
+      <w:pPr>
+        <w:spacing w:after="0" w:line="276" w:lineRule="auto"/>
+        <w:rPr>
+          <w:rFonts w:ascii="Times New Roman" w:eastAsia="Times New Roman" w:hAnsi="Times New Roman" w:cs="Times New Roman"/>
+          <w:color w:val="000000"/>
+          <w:sz w:val="26"/>
+          <w:szCs w:val="26"/>
+        </w:rPr>
+      </w:pPr>
+      <w:r>
+        <w:rPr>
+          <w:rFonts w:ascii="Times New Roman" w:eastAsia="Times New Roman" w:hAnsi="Times New Roman" w:cs="Times New Roman"/>
+          <w:color w:val="000000"/>
+          <w:sz w:val="26"/>
+          <w:szCs w:val="26"/>
+        </w:rPr>
+        <w:t xml:space="preserve">        left = x_left - 5;</w:t>
+      </w:r>
+    </w:p>
+    <w:p>
+      <w:pPr>
+        <w:spacing w:after="0" w:line="276" w:lineRule="auto"/>
+        <w:rPr>
+          <w:rFonts w:ascii="Times New Roman" w:eastAsia="Times New Roman" w:hAnsi="Times New Roman" w:cs="Times New Roman"/>
+          <w:color w:val="000000"/>
+          <w:sz w:val="26"/>
+          <w:szCs w:val="26"/>
+        </w:rPr>
+      </w:pPr>
+      <w:r>
+        <w:rPr>
+          <w:rFonts w:ascii="Times New Roman" w:eastAsia="Times New Roman" w:hAnsi="Times New Roman" w:cs="Times New Roman"/>
+          <w:color w:val="000000"/>
+          <w:sz w:val="26"/>
+          <w:szCs w:val="26"/>
+        </w:rPr>
+        <w:t xml:space="preserve">        right = x_right + 5;</w:t>
+      </w:r>
+    </w:p>
+    <w:p>
+      <w:pPr>
+        <w:spacing w:after="0" w:line="276" w:lineRule="auto"/>
+        <w:rPr>
+          <w:rFonts w:ascii="Times New Roman" w:eastAsia="Times New Roman" w:hAnsi="Times New Roman" w:cs="Times New Roman"/>
+          <w:color w:val="000000"/>
+          <w:sz w:val="26"/>
+          <w:szCs w:val="26"/>
+        </w:rPr>
+      </w:pPr>
+      <w:r>
+        <w:rPr>
+          <w:rFonts w:ascii="Times New Roman" w:eastAsia="Times New Roman" w:hAnsi="Times New Roman" w:cs="Times New Roman"/>
+          <w:color w:val="000000"/>
+          <w:sz w:val="26"/>
+          <w:szCs w:val="26"/>
+        </w:rPr>
+        <w:t xml:space="preserve">        width = right - left;</w:t>
+      </w:r>
+    </w:p>
+    <w:p>
+      <w:pPr>
+        <w:spacing w:after="0" w:line="276" w:lineRule="auto"/>
+        <w:rPr>
+          <w:rFonts w:ascii="Times New Roman" w:eastAsia="Times New Roman" w:hAnsi="Times New Roman" w:cs="Times New Roman"/>
+          <w:color w:val="000000"/>
+          <w:sz w:val="26"/>
+          <w:szCs w:val="26"/>
+        </w:rPr>
+      </w:pPr>
+      <w:r>
+        <w:rPr>
+          <w:rFonts w:ascii="Times New Roman" w:eastAsia="Times New Roman" w:hAnsi="Times New Roman" w:cs="Times New Roman"/>
+          <w:color w:val="000000"/>
+          <w:sz w:val="26"/>
+          <w:szCs w:val="26"/>
+        </w:rPr>
+        <w:t xml:space="preserve">        y_mid = (y_top + y_bottom) / 2;</w:t>
+      </w:r>
+    </w:p>
+    <w:p>
+      <w:pPr>
+        <w:spacing w:after="0" w:line="276" w:lineRule="auto"/>
+        <w:rPr>
+          <w:rFonts w:ascii="Times New Roman" w:eastAsia="Times New Roman" w:hAnsi="Times New Roman" w:cs="Times New Roman"/>
+          <w:color w:val="000000"/>
+          <w:sz w:val="26"/>
+          <w:szCs w:val="26"/>
+        </w:rPr>
+      </w:pPr>
+      <w:r>
+        <w:rPr>
+          <w:rFonts w:ascii="Times New Roman" w:eastAsia="Times New Roman" w:hAnsi="Times New Roman" w:cs="Times New Roman"/>
+          <w:color w:val="000000"/>
+          <w:sz w:val="26"/>
+          <w:szCs w:val="26"/>
+        </w:rPr>
+        <w:t xml:space="preserve">        bottom = y_mid - width / 2;</w:t>
+      </w:r>
+    </w:p>
+    <w:p>
+      <w:pPr>
+        <w:spacing w:after="0" w:line="276" w:lineRule="auto"/>
+        <w:rPr>
+          <w:rFonts w:ascii="Times New Roman" w:eastAsia="Times New Roman" w:hAnsi="Times New Roman" w:cs="Times New Roman"/>
+          <w:color w:val="000000"/>
+          <w:sz w:val="26"/>
+          <w:szCs w:val="26"/>
+        </w:rPr>
+      </w:pPr>
+      <w:r>
+        <w:rPr>
+          <w:rFonts w:ascii="Times New Roman" w:eastAsia="Times New Roman" w:hAnsi="Times New Roman" w:cs="Times New Roman"/>
+          <w:color w:val="000000"/>
+          <w:sz w:val="26"/>
+          <w:szCs w:val="26"/>
+        </w:rPr>
+        <w:t xml:space="preserve">        top = y_mid + width / 2;</w:t>
+      </w:r>
+    </w:p>
+    <w:p>
+      <w:pPr>
+        <w:spacing w:after="0" w:line="276" w:lineRule="auto"/>
+        <w:rPr>
+          <w:rFonts w:ascii="Times New Roman" w:eastAsia="Times New Roman" w:hAnsi="Times New Roman" w:cs="Times New Roman"/>
+          <w:color w:val="000000"/>
+          <w:sz w:val="26"/>
+          <w:szCs w:val="26"/>
+        </w:rPr>
+      </w:pPr>
+      <w:r>
+        <w:rPr>
+          <w:rFonts w:ascii="Times New Roman" w:eastAsia="Times New Roman" w:hAnsi="Times New Roman" w:cs="Times New Roman"/>
+          <w:color w:val="000000"/>
+          <w:sz w:val="26"/>
+          <w:szCs w:val="26"/>
+        </w:rPr>
+        <w:t xml:space="preserve">    else</w:t>
+      </w:r>
+    </w:p>
+    <w:p>
+      <w:pPr>
+        <w:spacing w:after="0" w:line="276" w:lineRule="auto"/>
+        <w:rPr>
+          <w:rFonts w:ascii="Times New Roman" w:eastAsia="Times New Roman" w:hAnsi="Times New Roman" w:cs="Times New Roman"/>
+          <w:color w:val="000000"/>
+          <w:sz w:val="26"/>
+          <w:szCs w:val="26"/>
+        </w:rPr>
+      </w:pPr>
+      <w:r>
+        <w:rPr>
+          <w:rFonts w:ascii="Times New Roman" w:eastAsia="Times New Roman" w:hAnsi="Times New Roman" w:cs="Times New Roman"/>
+          <w:color w:val="000000"/>
+          <w:sz w:val="26"/>
+          <w:szCs w:val="26"/>
+        </w:rPr>
+        <w:t xml:space="preserve">        bottom = y_bottom - 5;</w:t>
+      </w:r>
+    </w:p>
+    <w:p>
+      <w:pPr>
+        <w:spacing w:after="0" w:line="276" w:lineRule="auto"/>
+        <w:rPr>
+          <w:rFonts w:ascii="Times New Roman" w:eastAsia="Times New Roman" w:hAnsi="Times New Roman" w:cs="Times New Roman"/>
+          <w:color w:val="000000"/>
+          <w:sz w:val="26"/>
+          <w:szCs w:val="26"/>
+        </w:rPr>
+      </w:pPr>
+      <w:r>
+        <w:rPr>
+          <w:rFonts w:ascii="Times New Roman" w:eastAsia="Times New Roman" w:hAnsi="Times New Roman" w:cs="Times New Roman"/>
+          <w:color w:val="000000"/>
+          <w:sz w:val="26"/>
+          <w:szCs w:val="26"/>
+        </w:rPr>
+        <w:t xml:space="preserve">        top = y_top + 5;</w:t>
+      </w:r>
+    </w:p>
+    <w:p>
+      <w:pPr>
+        <w:spacing w:after="0" w:line="276" w:lineRule="auto"/>
+        <w:rPr>
+          <w:rFonts w:ascii="Times New Roman" w:eastAsia="Times New Roman" w:hAnsi="Times New Roman" w:cs="Times New Roman"/>
+          <w:color w:val="000000"/>
+          <w:sz w:val="26"/>
+          <w:szCs w:val="26"/>
+        </w:rPr>
+      </w:pPr>
+      <w:r>
+        <w:rPr>
+          <w:rFonts w:ascii="Times New Roman" w:eastAsia="Times New Roman" w:hAnsi="Times New Roman" w:cs="Times New Roman"/>
+          <w:color w:val="000000"/>
+          <w:sz w:val="26"/>
+          <w:szCs w:val="26"/>
+        </w:rPr>
+        <w:t xml:space="preserve">        height = top - bottom;</w:t>
+      </w:r>
+    </w:p>
+    <w:p>
+      <w:pPr>
+        <w:spacing w:after="0" w:line="276" w:lineRule="auto"/>
+        <w:rPr>
+          <w:rFonts w:ascii="Times New Roman" w:eastAsia="Times New Roman" w:hAnsi="Times New Roman" w:cs="Times New Roman"/>
+          <w:color w:val="000000"/>
+          <w:sz w:val="26"/>
+          <w:szCs w:val="26"/>
+        </w:rPr>
+      </w:pPr>
+      <w:r>
+        <w:rPr>
+          <w:rFonts w:ascii="Times New Roman" w:eastAsia="Times New Roman" w:hAnsi="Times New Roman" w:cs="Times New Roman"/>
+          <w:color w:val="000000"/>
+          <w:sz w:val="26"/>
+          <w:szCs w:val="26"/>
+        </w:rPr>
+        <w:t xml:space="preserve">        x_mid = (x_left + x_right) / 2;</w:t>
+      </w:r>
+    </w:p>
+    <w:p>
+      <w:pPr>
+        <w:spacing w:after="0" w:line="276" w:lineRule="auto"/>
+        <w:rPr>
+          <w:rFonts w:ascii="Times New Roman" w:eastAsia="Times New Roman" w:hAnsi="Times New Roman" w:cs="Times New Roman"/>
+          <w:color w:val="000000"/>
+          <w:sz w:val="26"/>
+          <w:szCs w:val="26"/>
+        </w:rPr>
+      </w:pPr>
+      <w:r>
+        <w:rPr>
+          <w:rFonts w:ascii="Times New Roman" w:eastAsia="Times New Roman" w:hAnsi="Times New Roman" w:cs="Times New Roman"/>
+          <w:color w:val="000000"/>
+          <w:sz w:val="26"/>
+          <w:szCs w:val="26"/>
+        </w:rPr>
+        <w:t xml:space="preserve">        left = x_mid - height / 2;</w:t>
+      </w:r>
+    </w:p>
+    <w:p>
+      <w:pPr>
+        <w:spacing w:after="0" w:line="276" w:lineRule="auto"/>
+        <w:rPr>
+          <w:rFonts w:ascii="Times New Roman" w:eastAsia="Times New Roman" w:hAnsi="Times New Roman" w:cs="Times New Roman"/>
+          <w:color w:val="000000"/>
+          <w:sz w:val="26"/>
+          <w:szCs w:val="26"/>
+        </w:rPr>
+      </w:pPr>
+      <w:r>
+        <w:rPr>
+          <w:rFonts w:ascii="Times New Roman" w:eastAsia="Times New Roman" w:hAnsi="Times New Roman" w:cs="Times New Roman"/>
+          <w:color w:val="000000"/>
+          <w:sz w:val="26"/>
+          <w:szCs w:val="26"/>
+        </w:rPr>
+        <w:t xml:space="preserve">        right = x_mid + height / 2;</w:t>
+      </w:r>
+    </w:p>
+    <w:p>
+      <w:pPr>
+        <w:spacing w:after="0" w:line="276" w:lineRule="auto"/>
+        <w:rPr>
+          <w:rFonts w:ascii="Times New Roman" w:eastAsia="Times New Roman" w:hAnsi="Times New Roman" w:cs="Times New Roman"/>
+          <w:color w:val="000000"/>
+          <w:sz w:val="26"/>
+          <w:szCs w:val="26"/>
+        </w:rPr>
+      </w:pPr>
+      <w:r>
+        <w:rPr>
+          <w:rFonts w:ascii="Times New Roman" w:eastAsia="Times New Roman" w:hAnsi="Times New Roman" w:cs="Times New Roman"/>
+          <w:color w:val="000000"/>
+          <w:sz w:val="26"/>
+          <w:szCs w:val="26"/>
+        </w:rPr>
+        <w:t xml:space="preserve">    end</w:t>
+      </w:r>
+    </w:p>
+    <w:p>
+      <w:pPr>
+        <w:spacing w:after="0" w:line="276" w:lineRule="auto"/>
+        <w:rPr>
+          <w:rFonts w:ascii="Times New Roman" w:eastAsia="Times New Roman" w:hAnsi="Times New Roman" w:cs="Times New Roman"/>
+          <w:color w:val="000000"/>
+          <w:sz w:val="26"/>
+          <w:szCs w:val="26"/>
+        </w:rPr>
+      </w:pPr>
+      <w:r>
+        <w:rPr>
+          <w:rFonts w:ascii="Times New Roman" w:eastAsia="Times New Roman" w:hAnsi="Times New Roman" w:cs="Times New Roman"/>
+          <w:color w:val="000000"/>
+          <w:sz w:val="26"/>
+          <w:szCs w:val="26"/>
+        </w:rPr>
+        <w:t>end</w:t>
       </w:r>
     </w:p>
     <w:p>
@@ -14672,21 +15751,32 @@
     </w:p>
     <w:p>
       <w:pPr>
-        <w:pStyle w:val="ListParagraph"/>
-        <w:numPr>
-          <w:ilvl w:val="0"/>
-          <w:numId w:val="19"/>
-        </w:numPr>
         <w:spacing w:after="0" w:line="360" w:lineRule="auto"/>
-        <w:ind w:left="426" w:hanging="426"/>
-        <w:jc w:val="both"/>
-        <w:rPr>
-          <w:rFonts w:ascii="Times New Roman" w:eastAsia="Times New Roman" w:hAnsi="Times New Roman" w:cs="Times New Roman"/>
-          <w:color w:val="000000"/>
-          <w:sz w:val="26"/>
-          <w:szCs w:val="26"/>
-        </w:rPr>
-      </w:pPr>
+        <w:rPr>
+          <w:rFonts w:ascii="Times New Roman" w:eastAsia="Times New Roman" w:hAnsi="Times New Roman" w:cs="Times New Roman"/>
+          <w:color w:val="000000"/>
+          <w:sz w:val="26"/>
+          <w:szCs w:val="26"/>
+        </w:rPr>
+      </w:pPr>
+      <w:r>
+        <w:rPr>
+          <w:rFonts w:ascii="Times New Roman" w:eastAsia="Times New Roman" w:hAnsi="Times New Roman" w:cs="Times New Roman"/>
+          <w:color w:val="000000"/>
+          <w:sz w:val="26"/>
+          <w:szCs w:val="26"/>
+        </w:rPr>
+        <w:t>[1].</w:t>
+      </w:r>
+      <w:r>
+        <w:rPr>
+          <w:rFonts w:ascii="Times New Roman" w:eastAsia="Times New Roman" w:hAnsi="Times New Roman" w:cs="Times New Roman"/>
+          <w:color w:val="000000"/>
+          <w:sz w:val="26"/>
+          <w:szCs w:val="26"/>
+        </w:rPr>
+        <w:t xml:space="preserve"> </w:t>
+      </w:r>
       <w:hyperlink r:id="rId16" w:history="1">
         <w:r>
           <w:rPr>
@@ -14695,8 +15785,30 @@
             <w:sz w:val="26"/>
             <w:szCs w:val="26"/>
           </w:rPr>
-          <w:t>https://www.mathworks.c</w:t>
-        </w:r>
+          <w:t>https://en.wikipedia.org/wiki/Position_(geometry)</w:t>
+        </w:r>
+      </w:hyperlink>
+    </w:p>
+    <w:p>
+      <w:pPr>
+        <w:spacing w:after="0" w:line="360" w:lineRule="auto"/>
+        <w:rPr>
+          <w:rFonts w:ascii="Times New Roman" w:eastAsia="Times New Roman" w:hAnsi="Times New Roman" w:cs="Times New Roman"/>
+          <w:color w:val="000000"/>
+          <w:sz w:val="26"/>
+          <w:szCs w:val="26"/>
+        </w:rPr>
+      </w:pPr>
+      <w:r>
+        <w:rPr>
+          <w:rFonts w:ascii="Times New Roman" w:eastAsia="Times New Roman" w:hAnsi="Times New Roman" w:cs="Times New Roman"/>
+          <w:color w:val="000000"/>
+          <w:sz w:val="26"/>
+          <w:szCs w:val="26"/>
+        </w:rPr>
+        <w:t xml:space="preserve">[2]. </w:t>
+      </w:r>
+      <w:hyperlink r:id="rId17" w:history="1">
         <w:r>
           <w:rPr>
             <w:rStyle w:val="Hyperlink"/>
@@ -14704,8 +15816,30 @@
             <w:sz w:val="26"/>
             <w:szCs w:val="26"/>
           </w:rPr>
-          <w:t>o</w:t>
-        </w:r>
+          <w:t>https://en.wikipedia.org/wiki/Velocity</w:t>
+        </w:r>
+      </w:hyperlink>
+    </w:p>
+    <w:p>
+      <w:pPr>
+        <w:spacing w:after="0" w:line="360" w:lineRule="auto"/>
+        <w:rPr>
+          <w:rFonts w:ascii="Times New Roman" w:eastAsia="Times New Roman" w:hAnsi="Times New Roman" w:cs="Times New Roman"/>
+          <w:color w:val="000000"/>
+          <w:sz w:val="26"/>
+          <w:szCs w:val="26"/>
+        </w:rPr>
+      </w:pPr>
+      <w:r>
+        <w:rPr>
+          <w:rFonts w:ascii="Times New Roman" w:eastAsia="Times New Roman" w:hAnsi="Times New Roman" w:cs="Times New Roman"/>
+          <w:color w:val="000000"/>
+          <w:sz w:val="26"/>
+          <w:szCs w:val="26"/>
+        </w:rPr>
+        <w:t xml:space="preserve">[3]. </w:t>
+      </w:r>
+      <w:hyperlink r:id="rId18" w:history="1">
         <w:r>
           <w:rPr>
             <w:rStyle w:val="Hyperlink"/>
@@ -14713,74 +15847,9 @@
             <w:sz w:val="26"/>
             <w:szCs w:val="26"/>
           </w:rPr>
-          <w:t>m/help/matlab/ref/diff.html?fbclid=IwAR2Twv7nJCj_YzcXu-Pb-ZC0PGP03NXFgLzCcab7JdiWQV4-1zgFn9x7PE8</w:t>
+          <w:t>https://en.wikipedia.org/wiki/Acceleration</w:t>
         </w:r>
       </w:hyperlink>
-    </w:p>
-    <w:p>
-      <w:pPr>
-        <w:pStyle w:val="ListParagraph"/>
-        <w:numPr>
-          <w:ilvl w:val="0"/>
-          <w:numId w:val="19"/>
-        </w:numPr>
-        <w:spacing w:after="0" w:line="360" w:lineRule="auto"/>
-        <w:ind w:left="426" w:hanging="426"/>
-        <w:jc w:val="both"/>
-        <w:rPr>
-          <w:rFonts w:ascii="Times New Roman" w:eastAsia="Times New Roman" w:hAnsi="Times New Roman" w:cs="Times New Roman"/>
-          <w:color w:val="000000"/>
-          <w:sz w:val="26"/>
-          <w:szCs w:val="26"/>
-        </w:rPr>
-      </w:pPr>
-      <w:r>
-        <w:rPr>
-          <w:rFonts w:ascii="Times New Roman" w:eastAsia="Times New Roman" w:hAnsi="Times New Roman" w:cs="Times New Roman"/>
-          <w:color w:val="000000"/>
-          <w:sz w:val="26"/>
-          <w:szCs w:val="26"/>
-        </w:rPr>
-        <w:t>Sách “Bài tập vật lý A1”- Đại học Quốc gia TP Hồ Chí Minh – Trường đại học Bách Khoa</w:t>
-      </w:r>
-    </w:p>
-    <w:p>
-      <w:pPr>
-        <w:pStyle w:val="ListParagraph"/>
-        <w:numPr>
-          <w:ilvl w:val="0"/>
-          <w:numId w:val="19"/>
-        </w:numPr>
-        <w:spacing w:after="0" w:line="360" w:lineRule="auto"/>
-        <w:ind w:left="426" w:hanging="426"/>
-        <w:jc w:val="both"/>
-        <w:rPr>
-          <w:rFonts w:ascii="Times New Roman" w:eastAsia="Times New Roman" w:hAnsi="Times New Roman" w:cs="Times New Roman"/>
-          <w:color w:val="000000"/>
-          <w:sz w:val="26"/>
-          <w:szCs w:val="26"/>
-        </w:rPr>
-      </w:pPr>
-      <w:r>
-        <w:rPr>
-          <w:rFonts w:ascii="Times New Roman" w:eastAsia="Times New Roman" w:hAnsi="Times New Roman" w:cs="Times New Roman"/>
-          <w:color w:val="000000"/>
-          <w:sz w:val="26"/>
-          <w:szCs w:val="26"/>
-        </w:rPr>
-        <w:t>Giáo trình Vật lý Đại cương A1- Đại học Quốc gia TP Hồ Chí Minh - Trường đại học Bách Khoa</w:t>
-      </w:r>
-    </w:p>
-    <w:p>
-      <w:pPr>
-        <w:spacing w:after="0" w:line="360" w:lineRule="auto"/>
-        <w:rPr>
-          <w:rFonts w:ascii="Times New Roman" w:eastAsia="Times New Roman" w:hAnsi="Times New Roman" w:cs="Times New Roman"/>
-          <w:color w:val="000000"/>
-          <w:sz w:val="26"/>
-          <w:szCs w:val="26"/>
-        </w:rPr>
-      </w:pPr>
     </w:p>
     <w:p>
       <w:pPr>
@@ -18010,6 +19079,18 @@
       <w:u w:val="single"/>
     </w:rPr>
   </w:style>
+  <w:style w:type="character" w:styleId="UnresolvedMention">
+    <w:name w:val="Unresolved Mention"/>
+    <w:basedOn w:val="DefaultParagraphFont"/>
+    <w:uiPriority w:val="99"/>
+    <w:semiHidden/>
+    <w:unhideWhenUsed/>
+    <w:rsid w:val="005A1C43"/>
+    <w:rPr>
+      <w:color w:val="605E5C"/>
+      <w:shd w:val="clear" w:color="auto" w:fill="E1DFDD"/>
+    </w:rPr>
+  </w:style>
 </w:styles>
 </file>
 
